--- a/Documentation/MSLLStructureRU.docx
+++ b/Documentation/MSLLStructureRU.docx
@@ -53,9 +53,8 @@
           <w:szCs w:val="40"/>
           <w:lang w:val="en-US"/>
         </w:rPr>
-        <w:t xml:space="preserve">By </w:t>
-      </w:r>
-      <w:proofErr w:type="spellStart"/>
+        <w:t>By nirinis</w:t>
+      </w:r>
       <w:r>
         <w:rPr>
           <w:rFonts w:ascii="Agency FB" w:hAnsi="Agency FB"/>
@@ -67,392 +66,346 @@
           <w:szCs w:val="40"/>
           <w:lang w:val="en-US"/>
         </w:rPr>
-        <w:t>nirinis</w:t>
-      </w:r>
-      <w:proofErr w:type="spellEnd"/>
-      <w:r>
-        <w:rPr>
-          <w:rFonts w:ascii="Agency FB" w:hAnsi="Agency FB"/>
-          <w:b/>
-          <w:bCs/>
-          <w:i/>
-          <w:iCs/>
+        <w:br w:type="page"/>
+      </w:r>
+    </w:p>
+    <w:p>
+      <w:pPr>
+        <w:pStyle w:val="1"/>
+        <w:rPr>
+          <w:rFonts w:ascii="Bahnschrift" w:hAnsi="Bahnschrift"/>
           <w:sz w:val="40"/>
           <w:szCs w:val="40"/>
-          <w:lang w:val="en-US"/>
-        </w:rPr>
-        <w:br w:type="page"/>
-      </w:r>
-    </w:p>
-    <w:p>
-      <w:pPr>
-        <w:pStyle w:val="1"/>
+        </w:rPr>
+      </w:pPr>
+      <w:r>
         <w:rPr>
           <w:rFonts w:ascii="Bahnschrift" w:hAnsi="Bahnschrift"/>
           <w:sz w:val="40"/>
           <w:szCs w:val="40"/>
         </w:rPr>
-      </w:pPr>
+        <w:lastRenderedPageBreak/>
+        <w:t>Зачем</w:t>
+      </w:r>
       <w:r>
         <w:rPr>
           <w:rFonts w:ascii="Bahnschrift" w:hAnsi="Bahnschrift"/>
           <w:sz w:val="40"/>
           <w:szCs w:val="40"/>
         </w:rPr>
-        <w:lastRenderedPageBreak/>
-        <w:t>Зачем</w:t>
-      </w:r>
-      <w:r>
+        <w:t>?</w:t>
+      </w:r>
+    </w:p>
+    <w:p>
+      <w:pPr>
+        <w:jc w:val="both"/>
+        <w:rPr>
+          <w:rFonts w:ascii="Bahnschrift" w:hAnsi="Bahnschrift"/>
+          <w:sz w:val="28"/>
+          <w:szCs w:val="28"/>
+        </w:rPr>
+      </w:pPr>
+      <w:r>
+        <w:rPr>
+          <w:rFonts w:ascii="Bahnschrift" w:hAnsi="Bahnschrift"/>
+          <w:sz w:val="28"/>
+          <w:szCs w:val="28"/>
+          <w:lang w:val="en-US"/>
+        </w:rPr>
+        <w:t>MSLL</w:t>
+      </w:r>
+      <w:r>
+        <w:rPr>
+          <w:rFonts w:ascii="Bahnschrift" w:hAnsi="Bahnschrift"/>
+          <w:sz w:val="28"/>
+          <w:szCs w:val="28"/>
+        </w:rPr>
+        <w:t xml:space="preserve"> – это компоновщик объектных файлов </w:t>
+      </w:r>
+      <w:r>
+        <w:rPr>
+          <w:rFonts w:ascii="Bahnschrift" w:hAnsi="Bahnschrift"/>
+          <w:sz w:val="28"/>
+          <w:szCs w:val="28"/>
+          <w:lang w:val="en-US"/>
+        </w:rPr>
+        <w:t>msl</w:t>
+      </w:r>
+      <w:r>
+        <w:rPr>
+          <w:rFonts w:ascii="Bahnschrift" w:hAnsi="Bahnschrift"/>
+          <w:sz w:val="28"/>
+          <w:szCs w:val="28"/>
+        </w:rPr>
+        <w:t xml:space="preserve">: </w:t>
+      </w:r>
+      <w:r>
+        <w:rPr>
+          <w:rFonts w:ascii="Bahnschrift" w:hAnsi="Bahnschrift"/>
+          <w:sz w:val="28"/>
+          <w:szCs w:val="28"/>
+          <w:lang w:val="en-US"/>
+        </w:rPr>
+        <w:t>mslmo</w:t>
+      </w:r>
+      <w:r>
+        <w:rPr>
+          <w:rFonts w:ascii="Bahnschrift" w:hAnsi="Bahnschrift"/>
+          <w:sz w:val="28"/>
+          <w:szCs w:val="28"/>
+        </w:rPr>
+        <w:t xml:space="preserve"> </w:t>
+      </w:r>
+      <w:r>
+        <w:rPr>
+          <w:rFonts w:ascii="Bahnschrift" w:hAnsi="Bahnschrift"/>
+          <w:sz w:val="28"/>
+          <w:szCs w:val="28"/>
+        </w:rPr>
+        <w:t xml:space="preserve">и </w:t>
+      </w:r>
+      <w:r>
+        <w:rPr>
+          <w:rFonts w:ascii="Bahnschrift" w:hAnsi="Bahnschrift"/>
+          <w:sz w:val="28"/>
+          <w:szCs w:val="28"/>
+          <w:lang w:val="en-US"/>
+        </w:rPr>
+        <w:t>mslco</w:t>
+      </w:r>
+      <w:r>
+        <w:rPr>
+          <w:rFonts w:ascii="Bahnschrift" w:hAnsi="Bahnschrift"/>
+          <w:sz w:val="28"/>
+          <w:szCs w:val="28"/>
+        </w:rPr>
+        <w:t xml:space="preserve">. Его задача состоит в дальнейшей трансляции </w:t>
+      </w:r>
+      <w:r>
+        <w:rPr>
+          <w:rFonts w:ascii="Bahnschrift" w:hAnsi="Bahnschrift"/>
+          <w:sz w:val="28"/>
+          <w:szCs w:val="28"/>
+          <w:lang w:val="en-US"/>
+        </w:rPr>
+        <w:t>IR</w:t>
+      </w:r>
+      <w:r>
+        <w:rPr>
+          <w:rFonts w:ascii="Bahnschrift" w:hAnsi="Bahnschrift"/>
+          <w:sz w:val="28"/>
+          <w:szCs w:val="28"/>
+        </w:rPr>
+        <w:t xml:space="preserve"> кода в код выбранной платформы. </w:t>
+      </w:r>
+      <w:r>
+        <w:rPr>
+          <w:rFonts w:ascii="Bahnschrift" w:hAnsi="Bahnschrift"/>
+          <w:sz w:val="28"/>
+          <w:szCs w:val="28"/>
+          <w:lang w:val="en-US"/>
+        </w:rPr>
+        <w:t>MSLVM</w:t>
+      </w:r>
+      <w:r>
+        <w:rPr>
+          <w:rFonts w:ascii="Bahnschrift" w:hAnsi="Bahnschrift"/>
+          <w:sz w:val="28"/>
+          <w:szCs w:val="28"/>
+        </w:rPr>
+        <w:t xml:space="preserve"> первой версии является достаточно противоречивой штукой</w:t>
+      </w:r>
+      <w:r>
+        <w:rPr>
+          <w:rFonts w:ascii="Bahnschrift" w:hAnsi="Bahnschrift"/>
+          <w:sz w:val="28"/>
+          <w:szCs w:val="28"/>
+        </w:rPr>
+        <w:t>:</w:t>
+      </w:r>
+      <w:r>
+        <w:rPr>
+          <w:rFonts w:ascii="Bahnschrift" w:hAnsi="Bahnschrift"/>
+          <w:sz w:val="28"/>
+          <w:szCs w:val="28"/>
+        </w:rPr>
+        <w:t xml:space="preserve"> не особо структурированный набор команд, большой размер команд – 32 байта, что меньше, чем у виртуальной машины предшественника (</w:t>
+      </w:r>
+      <w:r>
+        <w:rPr>
+          <w:rFonts w:ascii="Bahnschrift" w:hAnsi="Bahnschrift"/>
+          <w:sz w:val="28"/>
+          <w:szCs w:val="28"/>
+          <w:lang w:val="en-US"/>
+        </w:rPr>
+        <w:t>Malachite</w:t>
+      </w:r>
+      <w:r>
+        <w:rPr>
+          <w:rFonts w:ascii="Bahnschrift" w:hAnsi="Bahnschrift"/>
+          <w:sz w:val="28"/>
+          <w:szCs w:val="28"/>
+        </w:rPr>
+        <w:t xml:space="preserve">, там 48 байт), но достаточно. Поэтому при разработке компилятора и встали многие вопросы, например, захочу ли я сделать более улучшенную версию </w:t>
+      </w:r>
+      <w:r>
+        <w:rPr>
+          <w:rFonts w:ascii="Bahnschrift" w:hAnsi="Bahnschrift"/>
+          <w:sz w:val="28"/>
+          <w:szCs w:val="28"/>
+          <w:lang w:val="en-US"/>
+        </w:rPr>
+        <w:t>VM</w:t>
+      </w:r>
+      <w:r>
+        <w:rPr>
+          <w:rFonts w:ascii="Bahnschrift" w:hAnsi="Bahnschrift"/>
+          <w:sz w:val="28"/>
+          <w:szCs w:val="28"/>
+        </w:rPr>
+        <w:t>? Если захочу, то придётся отдельную версию компилятора делать? Ответом на эти вопросы стало разделение архитектуры</w:t>
+      </w:r>
+      <w:r>
+        <w:rPr>
+          <w:rFonts w:ascii="Bahnschrift" w:hAnsi="Bahnschrift"/>
+          <w:sz w:val="28"/>
+          <w:szCs w:val="28"/>
+        </w:rPr>
+        <w:t>:</w:t>
+      </w:r>
+      <w:r>
+        <w:rPr>
+          <w:rFonts w:ascii="Bahnschrift" w:hAnsi="Bahnschrift"/>
+          <w:sz w:val="28"/>
+          <w:szCs w:val="28"/>
+        </w:rPr>
+        <w:t xml:space="preserve"> генерация </w:t>
+      </w:r>
+      <w:r>
+        <w:rPr>
+          <w:rFonts w:ascii="Bahnschrift" w:hAnsi="Bahnschrift"/>
+          <w:sz w:val="28"/>
+          <w:szCs w:val="28"/>
+          <w:lang w:val="en-US"/>
+        </w:rPr>
+        <w:t>IR</w:t>
+      </w:r>
+      <w:r>
+        <w:rPr>
+          <w:rFonts w:ascii="Bahnschrift" w:hAnsi="Bahnschrift"/>
+          <w:sz w:val="28"/>
+          <w:szCs w:val="28"/>
+        </w:rPr>
+        <w:t xml:space="preserve">, разбор синтаксиса и платформонезависимые </w:t>
+      </w:r>
+      <w:r>
+        <w:rPr>
+          <w:rFonts w:ascii="Bahnschrift" w:hAnsi="Bahnschrift"/>
+          <w:sz w:val="28"/>
+          <w:szCs w:val="28"/>
+        </w:rPr>
+        <w:t xml:space="preserve">оптимизизация </w:t>
+      </w:r>
+      <w:r>
+        <w:rPr>
+          <w:rFonts w:ascii="Bahnschrift" w:eastAsia="MS Gothic" w:hAnsi="Bahnschrift" w:cs="MS Gothic"/>
+          <w:sz w:val="28"/>
+          <w:szCs w:val="28"/>
+        </w:rPr>
+        <w:t>— это</w:t>
+      </w:r>
+      <w:r>
+        <w:rPr>
+          <w:rFonts w:ascii="Bahnschrift" w:hAnsi="Bahnschrift"/>
+          <w:sz w:val="28"/>
+          <w:szCs w:val="28"/>
+        </w:rPr>
+        <w:t xml:space="preserve"> </w:t>
+      </w:r>
+      <w:r>
+        <w:rPr>
+          <w:rFonts w:ascii="Bahnschrift" w:hAnsi="Bahnschrift"/>
+          <w:sz w:val="28"/>
+          <w:szCs w:val="28"/>
+          <w:lang w:val="en-US"/>
+        </w:rPr>
+        <w:t>MSLC</w:t>
+      </w:r>
+      <w:r>
+        <w:rPr>
+          <w:rFonts w:ascii="Bahnschrift" w:hAnsi="Bahnschrift"/>
+          <w:sz w:val="28"/>
+          <w:szCs w:val="28"/>
+        </w:rPr>
+        <w:t xml:space="preserve">, а дальнейшая генерация и оптимизация под платформу – это </w:t>
+      </w:r>
+      <w:r>
+        <w:rPr>
+          <w:rFonts w:ascii="Bahnschrift" w:hAnsi="Bahnschrift"/>
+          <w:sz w:val="28"/>
+          <w:szCs w:val="28"/>
+          <w:lang w:val="en-US"/>
+        </w:rPr>
+        <w:t>MSLL</w:t>
+      </w:r>
+      <w:r>
+        <w:rPr>
+          <w:rFonts w:ascii="Bahnschrift" w:hAnsi="Bahnschrift"/>
+          <w:sz w:val="28"/>
+          <w:szCs w:val="28"/>
+        </w:rPr>
+        <w:t xml:space="preserve">. </w:t>
+      </w:r>
+      <w:r>
+        <w:rPr>
+          <w:rFonts w:ascii="Bahnschrift" w:hAnsi="Bahnschrift"/>
+          <w:sz w:val="28"/>
+          <w:szCs w:val="28"/>
+          <w:lang w:val="en-US"/>
+        </w:rPr>
+        <w:t>MSLC</w:t>
+      </w:r>
+      <w:r>
+        <w:rPr>
+          <w:rFonts w:ascii="Bahnschrift" w:hAnsi="Bahnschrift"/>
+          <w:sz w:val="28"/>
+          <w:szCs w:val="28"/>
+        </w:rPr>
+        <w:t xml:space="preserve"> и так неидеален, скорее даже смахивает на кусок дерьма (некультурно, зато честно), а вот подумайте, если бы он был ещё монолитным…… Вот-вот, и я о том же. Ладно, хватит со вступлением.</w:t>
+      </w:r>
+      <w:r>
+        <w:rPr>
+          <w:rFonts w:ascii="Bahnschrift" w:hAnsi="Bahnschrift"/>
+          <w:sz w:val="28"/>
+          <w:szCs w:val="28"/>
+        </w:rPr>
+        <w:br w:type="page"/>
+      </w:r>
+    </w:p>
+    <w:p>
+      <w:pPr>
+        <w:pStyle w:val="1"/>
+        <w:jc w:val="both"/>
         <w:rPr>
           <w:rFonts w:ascii="Bahnschrift" w:hAnsi="Bahnschrift"/>
           <w:sz w:val="40"/>
           <w:szCs w:val="40"/>
         </w:rPr>
-        <w:t>?</w:t>
-      </w:r>
-    </w:p>
-    <w:p>
-      <w:pPr>
-        <w:jc w:val="both"/>
-        <w:rPr>
-          <w:rFonts w:ascii="Bahnschrift" w:hAnsi="Bahnschrift"/>
-          <w:sz w:val="28"/>
-          <w:szCs w:val="28"/>
-        </w:rPr>
-      </w:pPr>
-      <w:r>
-        <w:rPr>
-          <w:rFonts w:ascii="Bahnschrift" w:hAnsi="Bahnschrift"/>
-          <w:sz w:val="28"/>
-          <w:szCs w:val="28"/>
-          <w:lang w:val="en-US"/>
-        </w:rPr>
-        <w:t>MSLL</w:t>
-      </w:r>
-      <w:r>
-        <w:rPr>
-          <w:rFonts w:ascii="Bahnschrift" w:hAnsi="Bahnschrift"/>
-          <w:sz w:val="28"/>
-          <w:szCs w:val="28"/>
-        </w:rPr>
-        <w:t xml:space="preserve"> – это компоновщик объектных файлов </w:t>
-      </w:r>
-      <w:r>
-        <w:rPr>
-          <w:rFonts w:ascii="Bahnschrift" w:hAnsi="Bahnschrift"/>
-          <w:sz w:val="28"/>
-          <w:szCs w:val="28"/>
-          <w:lang w:val="en-US"/>
-        </w:rPr>
-        <w:t>msl</w:t>
-      </w:r>
-      <w:r>
-        <w:rPr>
-          <w:rFonts w:ascii="Bahnschrift" w:hAnsi="Bahnschrift"/>
-          <w:sz w:val="28"/>
-          <w:szCs w:val="28"/>
-        </w:rPr>
-        <w:t xml:space="preserve">: </w:t>
-      </w:r>
-      <w:proofErr w:type="spellStart"/>
-      <w:r>
-        <w:rPr>
-          <w:rFonts w:ascii="Bahnschrift" w:hAnsi="Bahnschrift"/>
-          <w:sz w:val="28"/>
-          <w:szCs w:val="28"/>
-          <w:lang w:val="en-US"/>
-        </w:rPr>
-        <w:t>mslmo</w:t>
-      </w:r>
-      <w:proofErr w:type="spellEnd"/>
-      <w:r>
-        <w:rPr>
-          <w:rFonts w:ascii="Bahnschrift" w:hAnsi="Bahnschrift"/>
-          <w:sz w:val="28"/>
-          <w:szCs w:val="28"/>
-        </w:rPr>
-        <w:t xml:space="preserve"> </w:t>
-      </w:r>
-      <w:r>
-        <w:rPr>
-          <w:rFonts w:ascii="Bahnschrift" w:hAnsi="Bahnschrift"/>
-          <w:sz w:val="28"/>
-          <w:szCs w:val="28"/>
-        </w:rPr>
-        <w:t xml:space="preserve">и </w:t>
-      </w:r>
-      <w:proofErr w:type="spellStart"/>
-      <w:r>
-        <w:rPr>
-          <w:rFonts w:ascii="Bahnschrift" w:hAnsi="Bahnschrift"/>
-          <w:sz w:val="28"/>
-          <w:szCs w:val="28"/>
-          <w:lang w:val="en-US"/>
-        </w:rPr>
-        <w:t>mslco</w:t>
-      </w:r>
-      <w:proofErr w:type="spellEnd"/>
-      <w:r>
-        <w:rPr>
-          <w:rFonts w:ascii="Bahnschrift" w:hAnsi="Bahnschrift"/>
-          <w:sz w:val="28"/>
-          <w:szCs w:val="28"/>
-        </w:rPr>
-        <w:t xml:space="preserve">. Его задача состоит в дальнейшей трансляции </w:t>
-      </w:r>
-      <w:r>
-        <w:rPr>
-          <w:rFonts w:ascii="Bahnschrift" w:hAnsi="Bahnschrift"/>
-          <w:sz w:val="28"/>
-          <w:szCs w:val="28"/>
-          <w:lang w:val="en-US"/>
-        </w:rPr>
-        <w:t>IR</w:t>
-      </w:r>
-      <w:r>
-        <w:rPr>
-          <w:rFonts w:ascii="Bahnschrift" w:hAnsi="Bahnschrift"/>
-          <w:sz w:val="28"/>
-          <w:szCs w:val="28"/>
-        </w:rPr>
-        <w:t xml:space="preserve"> кода в код выбранной платформы. </w:t>
-      </w:r>
-      <w:r>
-        <w:rPr>
-          <w:rFonts w:ascii="Bahnschrift" w:hAnsi="Bahnschrift"/>
-          <w:sz w:val="28"/>
-          <w:szCs w:val="28"/>
-          <w:lang w:val="en-US"/>
-        </w:rPr>
-        <w:t>MSLVM</w:t>
-      </w:r>
-      <w:r>
-        <w:rPr>
-          <w:rFonts w:ascii="Bahnschrift" w:hAnsi="Bahnschrift"/>
-          <w:sz w:val="28"/>
-          <w:szCs w:val="28"/>
-        </w:rPr>
-        <w:t xml:space="preserve"> первой версии является достаточно противоречивой штукой</w:t>
-      </w:r>
-      <w:r>
-        <w:rPr>
-          <w:rFonts w:ascii="Bahnschrift" w:hAnsi="Bahnschrift"/>
-          <w:sz w:val="28"/>
-          <w:szCs w:val="28"/>
-        </w:rPr>
-        <w:t>:</w:t>
-      </w:r>
-      <w:r>
-        <w:rPr>
-          <w:rFonts w:ascii="Bahnschrift" w:hAnsi="Bahnschrift"/>
-          <w:sz w:val="28"/>
-          <w:szCs w:val="28"/>
-        </w:rPr>
-        <w:t xml:space="preserve"> не особо структурированный набор команд, большой размер команд – 32 байта, что меньше, чем у виртуальной машины предшественника (</w:t>
-      </w:r>
-      <w:r>
-        <w:rPr>
-          <w:rFonts w:ascii="Bahnschrift" w:hAnsi="Bahnschrift"/>
-          <w:sz w:val="28"/>
-          <w:szCs w:val="28"/>
-          <w:lang w:val="en-US"/>
-        </w:rPr>
-        <w:t>Malachite</w:t>
-      </w:r>
-      <w:r>
-        <w:rPr>
-          <w:rFonts w:ascii="Bahnschrift" w:hAnsi="Bahnschrift"/>
-          <w:sz w:val="28"/>
-          <w:szCs w:val="28"/>
-        </w:rPr>
-        <w:t xml:space="preserve">, там 48 байт), но достаточно. Поэтому при разработке компилятора и встали многие вопросы, например, захочу ли я сделать более улучшенную версию </w:t>
-      </w:r>
-      <w:r>
-        <w:rPr>
-          <w:rFonts w:ascii="Bahnschrift" w:hAnsi="Bahnschrift"/>
-          <w:sz w:val="28"/>
-          <w:szCs w:val="28"/>
-          <w:lang w:val="en-US"/>
-        </w:rPr>
-        <w:t>VM</w:t>
-      </w:r>
-      <w:r>
-        <w:rPr>
-          <w:rFonts w:ascii="Bahnschrift" w:hAnsi="Bahnschrift"/>
-          <w:sz w:val="28"/>
-          <w:szCs w:val="28"/>
-        </w:rPr>
-        <w:t>? Если захочу, то придётся отдельную версию компилятора делать? Ответом на эти вопросы стало разделение архитектуры</w:t>
-      </w:r>
-      <w:r>
-        <w:rPr>
-          <w:rFonts w:ascii="Bahnschrift" w:hAnsi="Bahnschrift"/>
-          <w:sz w:val="28"/>
-          <w:szCs w:val="28"/>
-        </w:rPr>
-        <w:t>:</w:t>
-      </w:r>
-      <w:r>
-        <w:rPr>
-          <w:rFonts w:ascii="Bahnschrift" w:hAnsi="Bahnschrift"/>
-          <w:sz w:val="28"/>
-          <w:szCs w:val="28"/>
-        </w:rPr>
-        <w:t xml:space="preserve"> генерация </w:t>
-      </w:r>
-      <w:r>
-        <w:rPr>
-          <w:rFonts w:ascii="Bahnschrift" w:hAnsi="Bahnschrift"/>
-          <w:sz w:val="28"/>
-          <w:szCs w:val="28"/>
-          <w:lang w:val="en-US"/>
-        </w:rPr>
-        <w:t>IR</w:t>
-      </w:r>
-      <w:r>
-        <w:rPr>
-          <w:rFonts w:ascii="Bahnschrift" w:hAnsi="Bahnschrift"/>
-          <w:sz w:val="28"/>
-          <w:szCs w:val="28"/>
-        </w:rPr>
-        <w:t xml:space="preserve">, разбор синтаксиса и </w:t>
-      </w:r>
-      <w:proofErr w:type="spellStart"/>
-      <w:r>
-        <w:rPr>
-          <w:rFonts w:ascii="Bahnschrift" w:hAnsi="Bahnschrift"/>
-          <w:sz w:val="28"/>
-          <w:szCs w:val="28"/>
-        </w:rPr>
-        <w:t>платформонезависимые</w:t>
-      </w:r>
-      <w:proofErr w:type="spellEnd"/>
-      <w:r>
-        <w:rPr>
-          <w:rFonts w:ascii="Bahnschrift" w:hAnsi="Bahnschrift"/>
-          <w:sz w:val="28"/>
-          <w:szCs w:val="28"/>
-        </w:rPr>
-        <w:t xml:space="preserve"> </w:t>
-      </w:r>
-      <w:proofErr w:type="spellStart"/>
-      <w:r>
-        <w:rPr>
-          <w:rFonts w:ascii="Bahnschrift" w:hAnsi="Bahnschrift"/>
-          <w:sz w:val="28"/>
-          <w:szCs w:val="28"/>
-        </w:rPr>
-        <w:t>оптимизизация</w:t>
-      </w:r>
-      <w:proofErr w:type="spellEnd"/>
-      <w:r>
-        <w:rPr>
-          <w:rFonts w:ascii="Bahnschrift" w:hAnsi="Bahnschrift"/>
-          <w:sz w:val="28"/>
-          <w:szCs w:val="28"/>
-        </w:rPr>
-        <w:t xml:space="preserve"> </w:t>
-      </w:r>
-      <w:r>
-        <w:rPr>
-          <w:rFonts w:ascii="Bahnschrift" w:eastAsia="MS Gothic" w:hAnsi="Bahnschrift" w:cs="MS Gothic"/>
-          <w:sz w:val="28"/>
-          <w:szCs w:val="28"/>
-        </w:rPr>
-        <w:t>— это</w:t>
-      </w:r>
-      <w:r>
-        <w:rPr>
-          <w:rFonts w:ascii="Bahnschrift" w:hAnsi="Bahnschrift"/>
-          <w:sz w:val="28"/>
-          <w:szCs w:val="28"/>
-        </w:rPr>
-        <w:t xml:space="preserve"> </w:t>
-      </w:r>
-      <w:r>
-        <w:rPr>
-          <w:rFonts w:ascii="Bahnschrift" w:hAnsi="Bahnschrift"/>
-          <w:sz w:val="28"/>
-          <w:szCs w:val="28"/>
-          <w:lang w:val="en-US"/>
-        </w:rPr>
-        <w:t>MSLC</w:t>
-      </w:r>
-      <w:r>
-        <w:rPr>
-          <w:rFonts w:ascii="Bahnschrift" w:hAnsi="Bahnschrift"/>
-          <w:sz w:val="28"/>
-          <w:szCs w:val="28"/>
-        </w:rPr>
-        <w:t xml:space="preserve">, а дальнейшая генерация и оптимизация под платформу – это </w:t>
-      </w:r>
-      <w:r>
-        <w:rPr>
-          <w:rFonts w:ascii="Bahnschrift" w:hAnsi="Bahnschrift"/>
-          <w:sz w:val="28"/>
-          <w:szCs w:val="28"/>
-          <w:lang w:val="en-US"/>
-        </w:rPr>
-        <w:t>MSLL</w:t>
-      </w:r>
-      <w:r>
-        <w:rPr>
-          <w:rFonts w:ascii="Bahnschrift" w:hAnsi="Bahnschrift"/>
-          <w:sz w:val="28"/>
-          <w:szCs w:val="28"/>
-        </w:rPr>
-        <w:t xml:space="preserve">. </w:t>
-      </w:r>
-      <w:r>
-        <w:rPr>
-          <w:rFonts w:ascii="Bahnschrift" w:hAnsi="Bahnschrift"/>
-          <w:sz w:val="28"/>
-          <w:szCs w:val="28"/>
-          <w:lang w:val="en-US"/>
-        </w:rPr>
-        <w:t>MSLC</w:t>
-      </w:r>
-      <w:r>
-        <w:rPr>
-          <w:rFonts w:ascii="Bahnschrift" w:hAnsi="Bahnschrift"/>
-          <w:sz w:val="28"/>
-          <w:szCs w:val="28"/>
-        </w:rPr>
-        <w:t xml:space="preserve"> и так неидеален, скорее даже смахивает на кусок дерьма (некультурно, зато честно), а вот подумайте, если бы он был ещё монолитным…… Вот-вот, и я о том же. Ладно, хватит со вступлением.</w:t>
-      </w:r>
-      <w:r>
-        <w:rPr>
-          <w:rFonts w:ascii="Bahnschrift" w:hAnsi="Bahnschrift"/>
-          <w:sz w:val="28"/>
-          <w:szCs w:val="28"/>
-        </w:rPr>
-        <w:br w:type="page"/>
-      </w:r>
-    </w:p>
-    <w:p>
-      <w:pPr>
-        <w:pStyle w:val="1"/>
-        <w:jc w:val="both"/>
+      </w:pPr>
+      <w:r>
         <w:rPr>
           <w:rFonts w:ascii="Bahnschrift" w:hAnsi="Bahnschrift"/>
           <w:sz w:val="40"/>
           <w:szCs w:val="40"/>
         </w:rPr>
-      </w:pPr>
+        <w:lastRenderedPageBreak/>
+        <w:t xml:space="preserve">Мнение по поводу начала разработки </w:t>
+      </w:r>
       <w:r>
         <w:rPr>
           <w:rFonts w:ascii="Bahnschrift" w:hAnsi="Bahnschrift"/>
           <w:sz w:val="40"/>
           <w:szCs w:val="40"/>
-        </w:rPr>
-        <w:lastRenderedPageBreak/>
-        <w:t xml:space="preserve">Мнение по поводу начала разработки </w:t>
-      </w:r>
-      <w:r>
-        <w:rPr>
-          <w:rFonts w:ascii="Bahnschrift" w:hAnsi="Bahnschrift"/>
-          <w:sz w:val="40"/>
-          <w:szCs w:val="40"/>
           <w:lang w:val="en-US"/>
         </w:rPr>
         <w:t>MSLL</w:t>
@@ -534,7 +487,6 @@
         </w:rPr>
         <w:t xml:space="preserve"> – это консольное приложение (по крайней мере, в первом обличии), которое на вход принимает путь к </w:t>
       </w:r>
-      <w:proofErr w:type="spellStart"/>
       <w:r>
         <w:rPr>
           <w:rFonts w:ascii="Bahnschrift" w:hAnsi="Bahnschrift"/>
@@ -544,7 +496,6 @@
         </w:rPr>
         <w:t>mslmo</w:t>
       </w:r>
-      <w:proofErr w:type="spellEnd"/>
       <w:r>
         <w:rPr>
           <w:rFonts w:ascii="Bahnschrift" w:hAnsi="Bahnschrift"/>
@@ -553,7 +504,6 @@
         </w:rPr>
         <w:t xml:space="preserve">, версию </w:t>
       </w:r>
-      <w:proofErr w:type="spellStart"/>
       <w:r>
         <w:rPr>
           <w:rFonts w:ascii="Bahnschrift" w:hAnsi="Bahnschrift"/>
@@ -563,7 +513,6 @@
         </w:rPr>
         <w:t>vm</w:t>
       </w:r>
-      <w:proofErr w:type="spellEnd"/>
       <w:r>
         <w:rPr>
           <w:rFonts w:ascii="Bahnschrift" w:hAnsi="Bahnschrift"/>
@@ -603,7 +552,6 @@
         </w:rPr>
         <w:t xml:space="preserve">Обрабатываем файл </w:t>
       </w:r>
-      <w:proofErr w:type="spellStart"/>
       <w:r>
         <w:rPr>
           <w:rFonts w:ascii="Bahnschrift" w:hAnsi="Bahnschrift"/>
@@ -613,7 +561,6 @@
         </w:rPr>
         <w:t>mslmo</w:t>
       </w:r>
-      <w:proofErr w:type="spellEnd"/>
       <w:r>
         <w:rPr>
           <w:rFonts w:ascii="Bahnschrift" w:hAnsi="Bahnschrift"/>
@@ -783,7 +730,6 @@
         </w:rPr>
         <w:t xml:space="preserve">Строим массив </w:t>
       </w:r>
-      <w:proofErr w:type="spellStart"/>
       <w:r>
         <w:rPr>
           <w:rFonts w:ascii="Bahnschrift" w:hAnsi="Bahnschrift"/>
@@ -793,7 +739,6 @@
         </w:rPr>
         <w:t>ByteCommand</w:t>
       </w:r>
-      <w:proofErr w:type="spellEnd"/>
       <w:r>
         <w:rPr>
           <w:rFonts w:ascii="Bahnschrift" w:hAnsi="Bahnschrift"/>
@@ -842,7 +787,6 @@
         </w:rPr>
         <w:t xml:space="preserve">Исходя из версии </w:t>
       </w:r>
-      <w:proofErr w:type="spellStart"/>
       <w:r>
         <w:rPr>
           <w:rFonts w:ascii="Bahnschrift" w:hAnsi="Bahnschrift"/>
@@ -852,7 +796,6 @@
         </w:rPr>
         <w:t>vm</w:t>
       </w:r>
-      <w:proofErr w:type="spellEnd"/>
       <w:r>
         <w:rPr>
           <w:rFonts w:ascii="Bahnschrift" w:hAnsi="Bahnschrift"/>
@@ -861,7 +804,6 @@
         </w:rPr>
         <w:t xml:space="preserve">, например, </w:t>
       </w:r>
-      <w:proofErr w:type="spellStart"/>
       <w:r>
         <w:rPr>
           <w:rFonts w:ascii="Bahnschrift" w:hAnsi="Bahnschrift"/>
@@ -871,7 +813,6 @@
         </w:rPr>
         <w:t>mslvm</w:t>
       </w:r>
-      <w:proofErr w:type="spellEnd"/>
       <w:r>
         <w:rPr>
           <w:rFonts w:ascii="Bahnschrift" w:hAnsi="Bahnschrift"/>
@@ -904,7 +845,6 @@
         </w:rPr>
         <w:t xml:space="preserve">обработки массива </w:t>
       </w:r>
-      <w:proofErr w:type="spellStart"/>
       <w:r>
         <w:rPr>
           <w:rFonts w:ascii="Bahnschrift" w:hAnsi="Bahnschrift"/>
@@ -914,7 +854,6 @@
         </w:rPr>
         <w:t>ByteCommand</w:t>
       </w:r>
-      <w:proofErr w:type="spellEnd"/>
       <w:r>
         <w:rPr>
           <w:rFonts w:ascii="Bahnschrift" w:hAnsi="Bahnschrift"/>
@@ -944,25 +883,7 @@
           <w:sz w:val="28"/>
           <w:szCs w:val="28"/>
         </w:rPr>
-        <w:t xml:space="preserve">Код храним в ОЗУ, а не сохраняем в ПЗУ ради экономии, так как может понадобиться </w:t>
-      </w:r>
-      <w:proofErr w:type="spellStart"/>
-      <w:r>
-        <w:rPr>
-          <w:rFonts w:ascii="Bahnschrift" w:hAnsi="Bahnschrift"/>
-          <w:sz w:val="28"/>
-          <w:szCs w:val="28"/>
-        </w:rPr>
-        <w:t>постпроцессинг</w:t>
-      </w:r>
-      <w:proofErr w:type="spellEnd"/>
-      <w:r>
-        <w:rPr>
-          <w:rFonts w:ascii="Bahnschrift" w:hAnsi="Bahnschrift"/>
-          <w:sz w:val="28"/>
-          <w:szCs w:val="28"/>
-        </w:rPr>
-        <w:t>.</w:t>
+        <w:t>Код храним в ОЗУ, а не сохраняем в ПЗУ ради экономии, так как может понадобиться постпроцессинг.</w:t>
       </w:r>
     </w:p>
     <w:p>
@@ -1019,7 +940,6 @@
         </w:rPr>
         <w:t xml:space="preserve"> </w:t>
       </w:r>
-      <w:proofErr w:type="spellStart"/>
       <w:r>
         <w:rPr>
           <w:rFonts w:ascii="Bahnschrift" w:hAnsi="Bahnschrift"/>
@@ -1029,7 +949,6 @@
         </w:rPr>
         <w:t>msle</w:t>
       </w:r>
-      <w:proofErr w:type="spellEnd"/>
       <w:r>
         <w:rPr>
           <w:rFonts w:ascii="Bahnschrift" w:hAnsi="Bahnschrift"/>
@@ -1134,7 +1053,6 @@
           <w:szCs w:val="28"/>
         </w:rPr>
       </w:pPr>
-      <w:proofErr w:type="spellStart"/>
       <w:r>
         <w:rPr>
           <w:rFonts w:ascii="Bahnschrift" w:hAnsi="Bahnschrift"/>
@@ -1144,7 +1062,6 @@
         </w:rPr>
         <w:t>VMVersion</w:t>
       </w:r>
-      <w:proofErr w:type="spellEnd"/>
       <w:r>
         <w:rPr>
           <w:rFonts w:ascii="Bahnschrift" w:hAnsi="Bahnschrift"/>
@@ -1200,25 +1117,14 @@
           <w:szCs w:val="28"/>
         </w:rPr>
       </w:pPr>
-      <w:proofErr w:type="spellStart"/>
-      <w:r>
-        <w:rPr>
-          <w:rFonts w:ascii="Bahnschrift" w:hAnsi="Bahnschrift"/>
-          <w:sz w:val="28"/>
-          <w:szCs w:val="28"/>
-          <w:lang w:val="en-US"/>
-        </w:rPr>
-        <w:t>DataSection</w:t>
-      </w:r>
-      <w:proofErr w:type="spellEnd"/>
-      <w:r>
-        <w:rPr>
-          <w:rFonts w:ascii="Bahnschrift" w:hAnsi="Bahnschrift"/>
-          <w:sz w:val="28"/>
-          <w:szCs w:val="28"/>
-          <w:lang w:val="en-US"/>
-        </w:rPr>
-        <w:t xml:space="preserve"> – </w:t>
+      <w:r>
+        <w:rPr>
+          <w:rFonts w:ascii="Bahnschrift" w:hAnsi="Bahnschrift"/>
+          <w:sz w:val="28"/>
+          <w:szCs w:val="28"/>
+          <w:lang w:val="en-US"/>
+        </w:rPr>
+        <w:t xml:space="preserve">DataSection – </w:t>
       </w:r>
       <w:r>
         <w:rPr>
@@ -1328,7 +1234,6 @@
           <w:szCs w:val="28"/>
         </w:rPr>
       </w:pPr>
-      <w:proofErr w:type="spellStart"/>
       <w:r>
         <w:rPr>
           <w:rFonts w:ascii="Bahnschrift" w:hAnsi="Bahnschrift"/>
@@ -1338,7 +1243,6 @@
         </w:rPr>
         <w:t>CodeSection</w:t>
       </w:r>
-      <w:proofErr w:type="spellEnd"/>
       <w:r>
         <w:rPr>
           <w:rFonts w:ascii="Bahnschrift" w:hAnsi="Bahnschrift"/>
@@ -1374,7 +1278,6 @@
         </w:rPr>
         <w:t xml:space="preserve"> формат команд разный, каждая </w:t>
       </w:r>
-      <w:proofErr w:type="spellStart"/>
       <w:r>
         <w:rPr>
           <w:rFonts w:ascii="Bahnschrift" w:hAnsi="Bahnschrift"/>
@@ -1384,7 +1287,6 @@
         </w:rPr>
         <w:t>vm</w:t>
       </w:r>
-      <w:proofErr w:type="spellEnd"/>
       <w:r>
         <w:rPr>
           <w:rFonts w:ascii="Bahnschrift" w:hAnsi="Bahnschrift"/>
@@ -1416,7 +1318,6 @@
         </w:rPr>
         <w:t xml:space="preserve">Потом идёт запуск </w:t>
       </w:r>
-      <w:proofErr w:type="spellStart"/>
       <w:r>
         <w:rPr>
           <w:rFonts w:ascii="Bahnschrift" w:hAnsi="Bahnschrift"/>
@@ -1426,7 +1327,6 @@
         </w:rPr>
         <w:t>vm</w:t>
       </w:r>
-      <w:proofErr w:type="spellEnd"/>
       <w:r>
         <w:rPr>
           <w:rFonts w:ascii="Bahnschrift" w:hAnsi="Bahnschrift"/>
@@ -1441,25 +1341,7 @@
           <w:sz w:val="28"/>
           <w:szCs w:val="28"/>
         </w:rPr>
-        <w:t xml:space="preserve">загружает данные и </w:t>
-      </w:r>
-      <w:proofErr w:type="spellStart"/>
-      <w:r>
-        <w:rPr>
-          <w:rFonts w:ascii="Bahnschrift" w:hAnsi="Bahnschrift"/>
-          <w:sz w:val="28"/>
-          <w:szCs w:val="28"/>
-        </w:rPr>
-        <w:t>испольняет</w:t>
-      </w:r>
-      <w:proofErr w:type="spellEnd"/>
-      <w:r>
-        <w:rPr>
-          <w:rFonts w:ascii="Bahnschrift" w:hAnsi="Bahnschrift"/>
-          <w:sz w:val="28"/>
-          <w:szCs w:val="28"/>
-        </w:rPr>
-        <w:t>.</w:t>
+        <w:t>загружает данные и испольняет.</w:t>
       </w:r>
     </w:p>
     <w:p>
@@ -1498,8 +1380,329 @@
           <w:szCs w:val="28"/>
           <w:lang w:val="en-US"/>
         </w:rPr>
+        <w:t>PS</w:t>
+      </w:r>
+      <w:r>
+        <w:rPr>
+          <w:rFonts w:ascii="Bahnschrift" w:hAnsi="Bahnschrift"/>
+          <w:sz w:val="28"/>
+          <w:szCs w:val="28"/>
+        </w:rPr>
+        <w:t>:</w:t>
+      </w:r>
+      <w:r>
+        <w:rPr>
+          <w:rFonts w:ascii="Bahnschrift" w:hAnsi="Bahnschrift"/>
+          <w:sz w:val="28"/>
+          <w:szCs w:val="28"/>
+        </w:rPr>
+        <w:t xml:space="preserve"> Придётся в </w:t>
+      </w:r>
+      <w:r>
+        <w:rPr>
+          <w:rFonts w:ascii="Bahnschrift" w:hAnsi="Bahnschrift"/>
+          <w:sz w:val="28"/>
+          <w:szCs w:val="28"/>
+          <w:lang w:val="en-US"/>
+        </w:rPr>
+        <w:t>vm</w:t>
+      </w:r>
+      <w:r>
+        <w:rPr>
+          <w:rFonts w:ascii="Bahnschrift" w:hAnsi="Bahnschrift"/>
+          <w:sz w:val="28"/>
+          <w:szCs w:val="28"/>
+        </w:rPr>
+        <w:t xml:space="preserve"> добавлять </w:t>
+      </w:r>
+      <w:r>
+        <w:rPr>
+          <w:rFonts w:ascii="Bahnschrift" w:hAnsi="Bahnschrift"/>
+          <w:sz w:val="28"/>
+          <w:szCs w:val="28"/>
+          <w:lang w:val="en-US"/>
+        </w:rPr>
+        <w:t>LOAD</w:t>
+      </w:r>
+      <w:r>
+        <w:rPr>
+          <w:rFonts w:ascii="Bahnschrift" w:hAnsi="Bahnschrift"/>
+          <w:sz w:val="28"/>
+          <w:szCs w:val="28"/>
+        </w:rPr>
+        <w:t>_</w:t>
+      </w:r>
+      <w:r>
+        <w:rPr>
+          <w:rFonts w:ascii="Bahnschrift" w:hAnsi="Bahnschrift"/>
+          <w:sz w:val="28"/>
+          <w:szCs w:val="28"/>
+          <w:lang w:val="en-US"/>
+        </w:rPr>
+        <w:t>CONST</w:t>
+      </w:r>
+      <w:r>
+        <w:rPr>
+          <w:rFonts w:ascii="Bahnschrift" w:hAnsi="Bahnschrift"/>
+          <w:sz w:val="28"/>
+          <w:szCs w:val="28"/>
+        </w:rPr>
+        <w:t xml:space="preserve"> команду, которая только читает данные из </w:t>
+      </w:r>
+      <w:r>
+        <w:rPr>
+          <w:rFonts w:ascii="Bahnschrift" w:hAnsi="Bahnschrift"/>
+          <w:sz w:val="28"/>
+          <w:szCs w:val="28"/>
+          <w:lang w:val="en-US"/>
+        </w:rPr>
+        <w:t>read</w:t>
+      </w:r>
+      <w:r>
+        <w:rPr>
+          <w:rFonts w:ascii="Bahnschrift" w:hAnsi="Bahnschrift"/>
+          <w:sz w:val="28"/>
+          <w:szCs w:val="28"/>
+        </w:rPr>
+        <w:t xml:space="preserve"> </w:t>
+      </w:r>
+      <w:r>
+        <w:rPr>
+          <w:rFonts w:ascii="Bahnschrift" w:hAnsi="Bahnschrift"/>
+          <w:sz w:val="28"/>
+          <w:szCs w:val="28"/>
+          <w:lang w:val="en-US"/>
+        </w:rPr>
+        <w:t>only</w:t>
+      </w:r>
+      <w:r>
+        <w:rPr>
+          <w:rFonts w:ascii="Bahnschrift" w:hAnsi="Bahnschrift"/>
+          <w:sz w:val="28"/>
+          <w:szCs w:val="28"/>
+        </w:rPr>
+        <w:t xml:space="preserve"> секции</w:t>
+      </w:r>
+      <w:r>
+        <w:rPr>
+          <w:rFonts w:ascii="Bahnschrift" w:hAnsi="Bahnschrift"/>
+          <w:sz w:val="28"/>
+          <w:szCs w:val="28"/>
+        </w:rPr>
+        <w:t>;</w:t>
+      </w:r>
+      <w:r>
+        <w:rPr>
+          <w:rFonts w:ascii="Bahnschrift" w:hAnsi="Bahnschrift"/>
+          <w:sz w:val="28"/>
+          <w:szCs w:val="28"/>
+        </w:rPr>
+        <w:t xml:space="preserve"> мне нужно будет разделить также массив символически (через проверки)</w:t>
+      </w:r>
+      <w:r>
+        <w:rPr>
+          <w:rFonts w:ascii="Bahnschrift" w:hAnsi="Bahnschrift"/>
+          <w:sz w:val="28"/>
+          <w:szCs w:val="28"/>
+        </w:rPr>
+        <w:t>:</w:t>
+      </w:r>
+      <w:r>
+        <w:rPr>
+          <w:rFonts w:ascii="Bahnschrift" w:hAnsi="Bahnschrift"/>
+          <w:sz w:val="28"/>
+          <w:szCs w:val="28"/>
+        </w:rPr>
+        <w:t xml:space="preserve"> так </w:t>
+      </w:r>
+      <w:r>
+        <w:rPr>
+          <w:rFonts w:ascii="Bahnschrift" w:hAnsi="Bahnschrift"/>
+          <w:sz w:val="28"/>
+          <w:szCs w:val="28"/>
+          <w:lang w:val="en-US"/>
+        </w:rPr>
+        <w:t>data</w:t>
+      </w:r>
+      <w:r>
+        <w:rPr>
+          <w:rFonts w:ascii="Bahnschrift" w:hAnsi="Bahnschrift"/>
+          <w:sz w:val="28"/>
+          <w:szCs w:val="28"/>
+        </w:rPr>
+        <w:t xml:space="preserve"> </w:t>
+      </w:r>
+      <w:r>
+        <w:rPr>
+          <w:rFonts w:ascii="Bahnschrift" w:hAnsi="Bahnschrift"/>
+          <w:sz w:val="28"/>
+          <w:szCs w:val="28"/>
+        </w:rPr>
+        <w:t xml:space="preserve">секция может быть любых размеров, то придётся создать систему </w:t>
+      </w:r>
+      <w:r>
+        <w:rPr>
+          <w:rFonts w:ascii="Bahnschrift" w:hAnsi="Bahnschrift"/>
+          <w:sz w:val="28"/>
+          <w:szCs w:val="28"/>
+          <w:lang w:val="en-US"/>
+        </w:rPr>
+        <w:t>VMConfig</w:t>
+      </w:r>
+      <w:r>
+        <w:rPr>
+          <w:rFonts w:ascii="Bahnschrift" w:hAnsi="Bahnschrift"/>
+          <w:sz w:val="28"/>
+          <w:szCs w:val="28"/>
+        </w:rPr>
+        <w:t xml:space="preserve">, которая позволит сохранять границы адресов и тд, которые будут использоваться в проверках, например, в </w:t>
+      </w:r>
+      <w:r>
+        <w:rPr>
+          <w:rFonts w:ascii="Bahnschrift" w:hAnsi="Bahnschrift"/>
+          <w:sz w:val="28"/>
+          <w:szCs w:val="28"/>
+          <w:lang w:val="en-US"/>
+        </w:rPr>
+        <w:t>LOAD</w:t>
+      </w:r>
+      <w:r>
+        <w:rPr>
+          <w:rFonts w:ascii="Bahnschrift" w:hAnsi="Bahnschrift"/>
+          <w:sz w:val="28"/>
+          <w:szCs w:val="28"/>
+        </w:rPr>
+        <w:t>_</w:t>
+      </w:r>
+      <w:r>
+        <w:rPr>
+          <w:rFonts w:ascii="Bahnschrift" w:hAnsi="Bahnschrift"/>
+          <w:sz w:val="28"/>
+          <w:szCs w:val="28"/>
+          <w:lang w:val="en-US"/>
+        </w:rPr>
+        <w:t>DYNAMIC</w:t>
+      </w:r>
+      <w:r>
+        <w:rPr>
+          <w:rFonts w:ascii="Bahnschrift" w:hAnsi="Bahnschrift"/>
+          <w:sz w:val="28"/>
+          <w:szCs w:val="28"/>
+        </w:rPr>
+        <w:t xml:space="preserve">, чтобы не было не защищённого доступа к </w:t>
+      </w:r>
+      <w:r>
+        <w:rPr>
+          <w:rFonts w:ascii="Bahnschrift" w:hAnsi="Bahnschrift"/>
+          <w:sz w:val="28"/>
+          <w:szCs w:val="28"/>
+          <w:lang w:val="en-US"/>
+        </w:rPr>
+        <w:t>read</w:t>
+      </w:r>
+      <w:r>
+        <w:rPr>
+          <w:rFonts w:ascii="Bahnschrift" w:hAnsi="Bahnschrift"/>
+          <w:sz w:val="28"/>
+          <w:szCs w:val="28"/>
+        </w:rPr>
+        <w:t xml:space="preserve"> </w:t>
+      </w:r>
+      <w:r>
+        <w:rPr>
+          <w:rFonts w:ascii="Bahnschrift" w:hAnsi="Bahnschrift"/>
+          <w:sz w:val="28"/>
+          <w:szCs w:val="28"/>
+          <w:lang w:val="en-US"/>
+        </w:rPr>
+        <w:t>only</w:t>
+      </w:r>
+      <w:r>
+        <w:rPr>
+          <w:rFonts w:ascii="Bahnschrift" w:hAnsi="Bahnschrift"/>
+          <w:sz w:val="28"/>
+          <w:szCs w:val="28"/>
+        </w:rPr>
+        <w:t xml:space="preserve"> </w:t>
+      </w:r>
+      <w:r>
+        <w:rPr>
+          <w:rFonts w:ascii="Bahnschrift" w:hAnsi="Bahnschrift"/>
+          <w:sz w:val="28"/>
+          <w:szCs w:val="28"/>
+        </w:rPr>
+        <w:t xml:space="preserve">памяти. Также следует ввести команду </w:t>
+      </w:r>
+      <w:r>
+        <w:rPr>
+          <w:rFonts w:ascii="Bahnschrift" w:hAnsi="Bahnschrift"/>
+          <w:sz w:val="28"/>
+          <w:szCs w:val="28"/>
+          <w:lang w:val="en-US"/>
+        </w:rPr>
+        <w:t>MEM</w:t>
+      </w:r>
+      <w:r>
+        <w:rPr>
+          <w:rFonts w:ascii="Bahnschrift" w:hAnsi="Bahnschrift"/>
+          <w:sz w:val="28"/>
+          <w:szCs w:val="28"/>
+        </w:rPr>
+        <w:t>_</w:t>
+      </w:r>
+      <w:r>
+        <w:rPr>
+          <w:rFonts w:ascii="Bahnschrift" w:hAnsi="Bahnschrift"/>
+          <w:sz w:val="28"/>
+          <w:szCs w:val="28"/>
+          <w:lang w:val="en-US"/>
+        </w:rPr>
+        <w:t>COPY</w:t>
+      </w:r>
+      <w:r>
+        <w:rPr>
+          <w:rFonts w:ascii="Bahnschrift" w:hAnsi="Bahnschrift"/>
+          <w:sz w:val="28"/>
+          <w:szCs w:val="28"/>
+        </w:rPr>
+        <w:t xml:space="preserve">. </w:t>
+      </w:r>
+    </w:p>
+    <w:p>
+      <w:pPr>
+        <w:pStyle w:val="1"/>
+        <w:jc w:val="both"/>
+        <w:rPr>
+          <w:rFonts w:ascii="Bahnschrift" w:hAnsi="Bahnschrift"/>
+          <w:sz w:val="40"/>
+          <w:szCs w:val="40"/>
+        </w:rPr>
+      </w:pPr>
+      <w:r>
+        <w:rPr>
+          <w:rFonts w:ascii="Bahnschrift" w:hAnsi="Bahnschrift"/>
+          <w:sz w:val="40"/>
+          <w:szCs w:val="40"/>
+        </w:rPr>
         <w:lastRenderedPageBreak/>
-        <w:t>PS</w:t>
+        <w:t>Взаимодействие с линкером</w:t>
+      </w:r>
+    </w:p>
+    <w:p>
+      <w:pPr>
+        <w:rPr>
+          <w:rFonts w:ascii="Bahnschrift" w:hAnsi="Bahnschrift"/>
+          <w:sz w:val="28"/>
+          <w:szCs w:val="28"/>
+        </w:rPr>
+      </w:pPr>
+      <w:r>
+        <w:rPr>
+          <w:rFonts w:ascii="Bahnschrift" w:hAnsi="Bahnschrift"/>
+          <w:sz w:val="28"/>
+          <w:szCs w:val="28"/>
+        </w:rPr>
+        <w:t>Для начала работы с линкером (с первой версией) потребуется выполнить одно из двух действий</w:t>
       </w:r>
       <w:r>
         <w:rPr>
@@ -1515,9 +1718,1696 @@
           <w:sz w:val="28"/>
           <w:szCs w:val="28"/>
         </w:rPr>
-        <w:t xml:space="preserve"> Придётся в </w:t>
-      </w:r>
-      <w:proofErr w:type="spellStart"/>
+        <w:t xml:space="preserve"> просто написать имя линкера в </w:t>
+      </w:r>
+      <w:r>
+        <w:rPr>
+          <w:rFonts w:ascii="Bahnschrift" w:hAnsi="Bahnschrift"/>
+          <w:sz w:val="28"/>
+          <w:szCs w:val="28"/>
+          <w:lang w:val="en-US"/>
+        </w:rPr>
+        <w:t>cmd</w:t>
+      </w:r>
+      <w:r>
+        <w:rPr>
+          <w:rFonts w:ascii="Bahnschrift" w:hAnsi="Bahnschrift"/>
+          <w:sz w:val="28"/>
+          <w:szCs w:val="28"/>
+        </w:rPr>
+        <w:t xml:space="preserve"> или написать его имя + передать параметры. </w:t>
+      </w:r>
+    </w:p>
+    <w:p>
+      <w:pPr>
+        <w:rPr>
+          <w:rFonts w:ascii="Bahnschrift" w:hAnsi="Bahnschrift"/>
+          <w:sz w:val="28"/>
+          <w:szCs w:val="28"/>
+        </w:rPr>
+      </w:pPr>
+      <w:r>
+        <w:rPr>
+          <w:rFonts w:ascii="Bahnschrift" w:hAnsi="Bahnschrift"/>
+          <w:sz w:val="28"/>
+          <w:szCs w:val="28"/>
+        </w:rPr>
+        <w:t>Первый случай</w:t>
+      </w:r>
+      <w:r>
+        <w:rPr>
+          <w:rFonts w:ascii="Bahnschrift" w:hAnsi="Bahnschrift"/>
+          <w:sz w:val="28"/>
+          <w:szCs w:val="28"/>
+        </w:rPr>
+        <w:t>:</w:t>
+      </w:r>
+    </w:p>
+    <w:p>
+      <w:pPr>
+        <w:rPr>
+          <w:rFonts w:ascii="Bahnschrift" w:hAnsi="Bahnschrift"/>
+          <w:sz w:val="28"/>
+          <w:szCs w:val="28"/>
+        </w:rPr>
+      </w:pPr>
+      <w:r>
+        <w:rPr>
+          <w:rFonts w:ascii="Bahnschrift" w:hAnsi="Bahnschrift"/>
+          <w:sz w:val="28"/>
+          <w:szCs w:val="28"/>
+          <w:lang w:val="en-US"/>
+        </w:rPr>
+        <w:t>C</w:t>
+      </w:r>
+      <w:r>
+        <w:rPr>
+          <w:rFonts w:ascii="Bahnschrift" w:hAnsi="Bahnschrift"/>
+          <w:sz w:val="28"/>
+          <w:szCs w:val="28"/>
+        </w:rPr>
+        <w:t>:\</w:t>
+      </w:r>
+      <w:r>
+        <w:rPr>
+          <w:rFonts w:ascii="Bahnschrift" w:hAnsi="Bahnschrift"/>
+          <w:sz w:val="28"/>
+          <w:szCs w:val="28"/>
+          <w:lang w:val="en-US"/>
+        </w:rPr>
+        <w:t>Users</w:t>
+      </w:r>
+      <w:r>
+        <w:rPr>
+          <w:rFonts w:ascii="Bahnschrift" w:hAnsi="Bahnschrift"/>
+          <w:sz w:val="28"/>
+          <w:szCs w:val="28"/>
+        </w:rPr>
+        <w:t>\</w:t>
+      </w:r>
+      <w:r>
+        <w:rPr>
+          <w:rFonts w:ascii="Bahnschrift" w:hAnsi="Bahnschrift"/>
+          <w:sz w:val="28"/>
+          <w:szCs w:val="28"/>
+          <w:lang w:val="en-US"/>
+        </w:rPr>
+        <w:t>user</w:t>
+      </w:r>
+      <w:r>
+        <w:rPr>
+          <w:rFonts w:ascii="Bahnschrift" w:hAnsi="Bahnschrift"/>
+          <w:sz w:val="28"/>
+          <w:szCs w:val="28"/>
+        </w:rPr>
+        <w:t>&gt;</w:t>
+      </w:r>
+      <w:r>
+        <w:rPr>
+          <w:rFonts w:ascii="Bahnschrift" w:hAnsi="Bahnschrift"/>
+          <w:sz w:val="28"/>
+          <w:szCs w:val="28"/>
+          <w:lang w:val="en-US"/>
+        </w:rPr>
+        <w:t>msll</w:t>
+      </w:r>
+      <w:r>
+        <w:rPr>
+          <w:rFonts w:ascii="Bahnschrift" w:hAnsi="Bahnschrift"/>
+          <w:sz w:val="28"/>
+          <w:szCs w:val="28"/>
+        </w:rPr>
+        <w:t>.</w:t>
+      </w:r>
+      <w:r>
+        <w:rPr>
+          <w:rFonts w:ascii="Bahnschrift" w:hAnsi="Bahnschrift"/>
+          <w:sz w:val="28"/>
+          <w:szCs w:val="28"/>
+          <w:lang w:val="en-US"/>
+        </w:rPr>
+        <w:t>exe</w:t>
+      </w:r>
+    </w:p>
+    <w:p>
+      <w:pPr>
+        <w:rPr>
+          <w:rFonts w:ascii="Bahnschrift" w:hAnsi="Bahnschrift"/>
+          <w:sz w:val="28"/>
+          <w:szCs w:val="28"/>
+          <w:lang w:val="en-US"/>
+        </w:rPr>
+      </w:pPr>
+      <w:r>
+        <w:rPr>
+          <w:rFonts w:ascii="Bahnschrift" w:hAnsi="Bahnschrift"/>
+          <w:sz w:val="28"/>
+          <w:szCs w:val="28"/>
+          <w:lang w:val="en-US"/>
+        </w:rPr>
+        <w:t>Enter path to MO file:_</w:t>
+      </w:r>
+      <w:r>
+        <w:rPr>
+          <w:rFonts w:ascii="Bahnschrift" w:hAnsi="Bahnschrift"/>
+          <w:sz w:val="28"/>
+          <w:szCs w:val="28"/>
+          <w:lang w:val="en-US"/>
+        </w:rPr>
+        <w:br/>
+      </w:r>
+      <w:r>
+        <w:rPr>
+          <w:rFonts w:ascii="Bahnschrift" w:hAnsi="Bahnschrift"/>
+          <w:sz w:val="28"/>
+          <w:szCs w:val="28"/>
+          <w:lang w:val="en-US"/>
+        </w:rPr>
+        <w:t>Select type of target:</w:t>
+      </w:r>
+    </w:p>
+    <w:p>
+      <w:pPr>
+        <w:rPr>
+          <w:rFonts w:ascii="Bahnschrift" w:hAnsi="Bahnschrift"/>
+          <w:sz w:val="28"/>
+          <w:szCs w:val="28"/>
+          <w:lang w:val="en-US"/>
+        </w:rPr>
+      </w:pPr>
+      <w:r>
+        <w:rPr>
+          <w:rFonts w:ascii="Bahnschrift" w:hAnsi="Bahnschrift"/>
+          <w:sz w:val="28"/>
+          <w:szCs w:val="28"/>
+          <w:lang w:val="en-US"/>
+        </w:rPr>
+        <w:t xml:space="preserve">1 </w:t>
+      </w:r>
+      <w:r>
+        <w:rPr>
+          <w:rFonts w:ascii="Bahnschrift" w:hAnsi="Bahnschrift"/>
+          <w:sz w:val="28"/>
+          <w:szCs w:val="28"/>
+          <w:lang w:val="en-US"/>
+        </w:rPr>
+        <w:t>MSLVM_1</w:t>
+      </w:r>
+    </w:p>
+    <w:p>
+      <w:pPr>
+        <w:rPr>
+          <w:rFonts w:ascii="Bahnschrift" w:hAnsi="Bahnschrift"/>
+          <w:sz w:val="28"/>
+          <w:szCs w:val="28"/>
+          <w:lang w:val="en-US"/>
+        </w:rPr>
+      </w:pPr>
+      <w:r>
+        <w:rPr>
+          <w:rFonts w:ascii="Bahnschrift" w:hAnsi="Bahnschrift"/>
+          <w:sz w:val="28"/>
+          <w:szCs w:val="28"/>
+          <w:lang w:val="en-US"/>
+        </w:rPr>
+        <w:t>2 MSLVM_MINI</w:t>
+      </w:r>
+    </w:p>
+    <w:p>
+      <w:pPr>
+        <w:rPr>
+          <w:rFonts w:ascii="Bahnschrift" w:hAnsi="Bahnschrift"/>
+          <w:sz w:val="28"/>
+          <w:szCs w:val="28"/>
+          <w:lang w:val="en-US"/>
+        </w:rPr>
+      </w:pPr>
+      <w:r>
+        <w:rPr>
+          <w:rFonts w:ascii="Bahnschrift" w:hAnsi="Bahnschrift"/>
+          <w:sz w:val="28"/>
+          <w:szCs w:val="28"/>
+          <w:lang w:val="en-US"/>
+        </w:rPr>
+        <w:t>:_</w:t>
+      </w:r>
+      <w:r>
+        <w:rPr>
+          <w:rFonts w:ascii="Bahnschrift" w:hAnsi="Bahnschrift"/>
+          <w:sz w:val="28"/>
+          <w:szCs w:val="28"/>
+          <w:lang w:val="en-US"/>
+        </w:rPr>
+        <w:br/>
+      </w:r>
+      <w:r>
+        <w:rPr>
+          <w:rFonts w:ascii="Bahnschrift" w:hAnsi="Bahnschrift"/>
+          <w:sz w:val="28"/>
+          <w:szCs w:val="28"/>
+          <w:lang w:val="en-US"/>
+        </w:rPr>
+        <w:t>Stage</w:t>
+      </w:r>
+      <w:r>
+        <w:rPr>
+          <w:rFonts w:ascii="Bahnschrift" w:hAnsi="Bahnschrift"/>
+          <w:sz w:val="28"/>
+          <w:szCs w:val="28"/>
+          <w:lang w:val="en-US"/>
+        </w:rPr>
+        <w:t xml:space="preserve">: </w:t>
+      </w:r>
+      <w:r>
+        <w:rPr>
+          <w:rFonts w:ascii="Bahnschrift" w:hAnsi="Bahnschrift"/>
+          <w:sz w:val="28"/>
+          <w:szCs w:val="28"/>
+          <w:lang w:val="en-US"/>
+        </w:rPr>
+        <w:t>Loading</w:t>
+      </w:r>
+      <w:r>
+        <w:rPr>
+          <w:rFonts w:ascii="Bahnschrift" w:hAnsi="Bahnschrift"/>
+          <w:sz w:val="28"/>
+          <w:szCs w:val="28"/>
+          <w:lang w:val="en-US"/>
+        </w:rPr>
+        <w:br/>
+      </w:r>
+      <w:r>
+        <w:rPr>
+          <w:rFonts w:ascii="Bahnschrift" w:hAnsi="Bahnschrift"/>
+          <w:sz w:val="28"/>
+          <w:szCs w:val="28"/>
+          <w:lang w:val="en-US"/>
+        </w:rPr>
+        <w:t>Loaded</w:t>
+      </w:r>
+      <w:r>
+        <w:rPr>
+          <w:rFonts w:ascii="Bahnschrift" w:hAnsi="Bahnschrift"/>
+          <w:sz w:val="28"/>
+          <w:szCs w:val="28"/>
+          <w:lang w:val="en-US"/>
+        </w:rPr>
+        <w:br/>
+        <w:t>Stage: Deserialization</w:t>
+      </w:r>
+      <w:r>
+        <w:rPr>
+          <w:rFonts w:ascii="Bahnschrift" w:hAnsi="Bahnschrift"/>
+          <w:sz w:val="28"/>
+          <w:szCs w:val="28"/>
+          <w:lang w:val="en-US"/>
+        </w:rPr>
+        <w:br/>
+        <w:t>Deserializated</w:t>
+      </w:r>
+    </w:p>
+    <w:p>
+      <w:pPr>
+        <w:rPr>
+          <w:rFonts w:ascii="Bahnschrift" w:hAnsi="Bahnschrift"/>
+          <w:sz w:val="28"/>
+          <w:szCs w:val="28"/>
+          <w:lang w:val="en-US"/>
+        </w:rPr>
+      </w:pPr>
+      <w:r>
+        <w:rPr>
+          <w:rFonts w:ascii="Bahnschrift" w:hAnsi="Bahnschrift"/>
+          <w:sz w:val="28"/>
+          <w:szCs w:val="28"/>
+          <w:lang w:val="en-US"/>
+        </w:rPr>
+        <w:t>Stage: Translating to target</w:t>
+      </w:r>
+      <w:r>
+        <w:rPr>
+          <w:rFonts w:ascii="Bahnschrift" w:hAnsi="Bahnschrift"/>
+          <w:sz w:val="28"/>
+          <w:szCs w:val="28"/>
+          <w:lang w:val="en-US"/>
+        </w:rPr>
+        <w:br/>
+        <w:t>Translated</w:t>
+      </w:r>
+      <w:r>
+        <w:rPr>
+          <w:rFonts w:ascii="Bahnschrift" w:hAnsi="Bahnschrift"/>
+          <w:sz w:val="28"/>
+          <w:szCs w:val="28"/>
+          <w:lang w:val="en-US"/>
+        </w:rPr>
+        <w:br/>
+        <w:t>Stage: Saving</w:t>
+      </w:r>
+      <w:r>
+        <w:rPr>
+          <w:rFonts w:ascii="Bahnschrift" w:hAnsi="Bahnschrift"/>
+          <w:sz w:val="28"/>
+          <w:szCs w:val="28"/>
+          <w:lang w:val="en-US"/>
+        </w:rPr>
+        <w:br/>
+        <w:t>File saved on path….</w:t>
+      </w:r>
+      <w:r>
+        <w:rPr>
+          <w:rFonts w:ascii="Bahnschrift" w:hAnsi="Bahnschrift"/>
+          <w:sz w:val="28"/>
+          <w:szCs w:val="28"/>
+          <w:lang w:val="en-US"/>
+        </w:rPr>
+        <w:br/>
+      </w:r>
+      <w:r>
+        <w:rPr>
+          <w:rFonts w:ascii="Bahnschrift" w:hAnsi="Bahnschrift"/>
+          <w:sz w:val="28"/>
+          <w:szCs w:val="28"/>
+        </w:rPr>
+        <w:t>Второй</w:t>
+      </w:r>
+      <w:r>
+        <w:rPr>
+          <w:rFonts w:ascii="Bahnschrift" w:hAnsi="Bahnschrift"/>
+          <w:sz w:val="28"/>
+          <w:szCs w:val="28"/>
+          <w:lang w:val="en-US"/>
+        </w:rPr>
+        <w:t xml:space="preserve"> </w:t>
+      </w:r>
+      <w:r>
+        <w:rPr>
+          <w:rFonts w:ascii="Bahnschrift" w:hAnsi="Bahnschrift"/>
+          <w:sz w:val="28"/>
+          <w:szCs w:val="28"/>
+        </w:rPr>
+        <w:t>случай</w:t>
+      </w:r>
+      <w:r>
+        <w:rPr>
+          <w:rFonts w:ascii="Bahnschrift" w:hAnsi="Bahnschrift"/>
+          <w:sz w:val="28"/>
+          <w:szCs w:val="28"/>
+          <w:lang w:val="en-US"/>
+        </w:rPr>
+        <w:t>:</w:t>
+      </w:r>
+    </w:p>
+    <w:p>
+      <w:pPr>
+        <w:rPr>
+          <w:rFonts w:ascii="Bahnschrift" w:hAnsi="Bahnschrift"/>
+          <w:sz w:val="28"/>
+          <w:szCs w:val="28"/>
+          <w:lang w:val="en-US"/>
+        </w:rPr>
+      </w:pPr>
+      <w:r>
+        <w:rPr>
+          <w:rFonts w:ascii="Bahnschrift" w:hAnsi="Bahnschrift"/>
+          <w:sz w:val="28"/>
+          <w:szCs w:val="28"/>
+          <w:lang w:val="en-US"/>
+        </w:rPr>
+        <w:t>C:\Users\</w:t>
+      </w:r>
+      <w:r>
+        <w:rPr>
+          <w:rFonts w:ascii="Bahnschrift" w:hAnsi="Bahnschrift"/>
+          <w:sz w:val="28"/>
+          <w:szCs w:val="28"/>
+          <w:lang w:val="en-US"/>
+        </w:rPr>
+        <w:t>user</w:t>
+      </w:r>
+      <w:r>
+        <w:rPr>
+          <w:rFonts w:ascii="Bahnschrift" w:hAnsi="Bahnschrift"/>
+          <w:sz w:val="28"/>
+          <w:szCs w:val="28"/>
+          <w:lang w:val="en-US"/>
+        </w:rPr>
+        <w:t>&gt;</w:t>
+      </w:r>
+      <w:r>
+        <w:rPr>
+          <w:rFonts w:ascii="Bahnschrift" w:hAnsi="Bahnschrift"/>
+          <w:sz w:val="28"/>
+          <w:szCs w:val="28"/>
+          <w:lang w:val="en-US"/>
+        </w:rPr>
+        <w:t>msll.exe “C;\Objects\first.mslmo”</w:t>
+      </w:r>
+      <w:r>
+        <w:rPr>
+          <w:rFonts w:ascii="Bahnschrift" w:hAnsi="Bahnschrift"/>
+          <w:sz w:val="28"/>
+          <w:szCs w:val="28"/>
+          <w:lang w:val="en-US"/>
+        </w:rPr>
+        <w:t xml:space="preserve"> </w:t>
+      </w:r>
+      <w:r>
+        <w:rPr>
+          <w:rFonts w:ascii="Bahnschrift" w:hAnsi="Bahnschrift"/>
+          <w:sz w:val="28"/>
+          <w:szCs w:val="28"/>
+          <w:lang w:val="en-US"/>
+        </w:rPr>
+        <w:t>mslvm_1</w:t>
+      </w:r>
+      <w:r>
+        <w:rPr>
+          <w:rFonts w:ascii="Bahnschrift" w:hAnsi="Bahnschrift"/>
+          <w:sz w:val="28"/>
+          <w:szCs w:val="28"/>
+          <w:lang w:val="en-US"/>
+        </w:rPr>
+        <w:br/>
+        <w:t>Stage</w:t>
+      </w:r>
+      <w:r>
+        <w:rPr>
+          <w:rFonts w:ascii="Bahnschrift" w:hAnsi="Bahnschrift"/>
+          <w:sz w:val="28"/>
+          <w:szCs w:val="28"/>
+          <w:lang w:val="en-US"/>
+        </w:rPr>
+        <w:t xml:space="preserve">: </w:t>
+      </w:r>
+      <w:r>
+        <w:rPr>
+          <w:rFonts w:ascii="Bahnschrift" w:hAnsi="Bahnschrift"/>
+          <w:sz w:val="28"/>
+          <w:szCs w:val="28"/>
+          <w:lang w:val="en-US"/>
+        </w:rPr>
+        <w:t>Loading</w:t>
+      </w:r>
+      <w:r>
+        <w:rPr>
+          <w:rFonts w:ascii="Bahnschrift" w:hAnsi="Bahnschrift"/>
+          <w:sz w:val="28"/>
+          <w:szCs w:val="28"/>
+          <w:lang w:val="en-US"/>
+        </w:rPr>
+        <w:br/>
+      </w:r>
+      <w:r>
+        <w:rPr>
+          <w:rFonts w:ascii="Bahnschrift" w:hAnsi="Bahnschrift"/>
+          <w:sz w:val="28"/>
+          <w:szCs w:val="28"/>
+          <w:lang w:val="en-US"/>
+        </w:rPr>
+        <w:t>Loaded</w:t>
+      </w:r>
+      <w:r>
+        <w:rPr>
+          <w:rFonts w:ascii="Bahnschrift" w:hAnsi="Bahnschrift"/>
+          <w:sz w:val="28"/>
+          <w:szCs w:val="28"/>
+          <w:lang w:val="en-US"/>
+        </w:rPr>
+        <w:br/>
+        <w:t>Stage: Deserialization</w:t>
+      </w:r>
+      <w:r>
+        <w:rPr>
+          <w:rFonts w:ascii="Bahnschrift" w:hAnsi="Bahnschrift"/>
+          <w:sz w:val="28"/>
+          <w:szCs w:val="28"/>
+          <w:lang w:val="en-US"/>
+        </w:rPr>
+        <w:br/>
+        <w:t>Deserializated</w:t>
+      </w:r>
+    </w:p>
+    <w:p>
+      <w:pPr>
+        <w:rPr>
+          <w:rFonts w:ascii="Bahnschrift" w:hAnsi="Bahnschrift"/>
+          <w:sz w:val="28"/>
+          <w:szCs w:val="28"/>
+          <w:lang w:val="en-US"/>
+        </w:rPr>
+      </w:pPr>
+      <w:r>
+        <w:rPr>
+          <w:rFonts w:ascii="Bahnschrift" w:hAnsi="Bahnschrift"/>
+          <w:sz w:val="28"/>
+          <w:szCs w:val="28"/>
+          <w:lang w:val="en-US"/>
+        </w:rPr>
+        <w:t>Stage: Translating to target</w:t>
+      </w:r>
+      <w:r>
+        <w:rPr>
+          <w:rFonts w:ascii="Bahnschrift" w:hAnsi="Bahnschrift"/>
+          <w:sz w:val="28"/>
+          <w:szCs w:val="28"/>
+          <w:lang w:val="en-US"/>
+        </w:rPr>
+        <w:br/>
+        <w:t>Translated</w:t>
+      </w:r>
+      <w:r>
+        <w:rPr>
+          <w:rFonts w:ascii="Bahnschrift" w:hAnsi="Bahnschrift"/>
+          <w:sz w:val="28"/>
+          <w:szCs w:val="28"/>
+          <w:lang w:val="en-US"/>
+        </w:rPr>
+        <w:br/>
+        <w:t>Stage: Saving</w:t>
+      </w:r>
+      <w:r>
+        <w:rPr>
+          <w:rFonts w:ascii="Bahnschrift" w:hAnsi="Bahnschrift"/>
+          <w:sz w:val="28"/>
+          <w:szCs w:val="28"/>
+          <w:lang w:val="en-US"/>
+        </w:rPr>
+        <w:br/>
+        <w:t>File saved on path….</w:t>
+      </w:r>
+    </w:p>
+    <w:p>
+      <w:pPr>
+        <w:rPr>
+          <w:lang w:val="en-US"/>
+        </w:rPr>
+      </w:pPr>
+    </w:p>
+    <w:p>
+      <w:pPr>
+        <w:ind w:left="360"/>
+        <w:jc w:val="both"/>
+        <w:rPr>
+          <w:rFonts w:ascii="Bahnschrift" w:hAnsi="Bahnschrift"/>
+          <w:sz w:val="28"/>
+          <w:szCs w:val="28"/>
+          <w:lang w:val="en-US"/>
+        </w:rPr>
+      </w:pPr>
+    </w:p>
+    <w:p>
+      <w:pPr>
+        <w:ind w:left="360"/>
+        <w:jc w:val="both"/>
+        <w:rPr>
+          <w:rFonts w:ascii="Bahnschrift" w:hAnsi="Bahnschrift"/>
+          <w:sz w:val="28"/>
+          <w:szCs w:val="28"/>
+          <w:lang w:val="en-US"/>
+        </w:rPr>
+      </w:pPr>
+    </w:p>
+    <w:p>
+      <w:pPr>
+        <w:ind w:left="360"/>
+        <w:jc w:val="both"/>
+        <w:rPr>
+          <w:rFonts w:ascii="Bahnschrift" w:hAnsi="Bahnschrift"/>
+          <w:sz w:val="28"/>
+          <w:szCs w:val="28"/>
+          <w:lang w:val="en-US"/>
+        </w:rPr>
+      </w:pPr>
+    </w:p>
+    <w:p>
+      <w:pPr>
+        <w:ind w:left="360"/>
+        <w:jc w:val="both"/>
+        <w:rPr>
+          <w:rFonts w:ascii="Bahnschrift" w:hAnsi="Bahnschrift"/>
+          <w:sz w:val="28"/>
+          <w:szCs w:val="28"/>
+          <w:lang w:val="en-US"/>
+        </w:rPr>
+      </w:pPr>
+    </w:p>
+    <w:p>
+      <w:pPr>
+        <w:ind w:left="360"/>
+        <w:jc w:val="both"/>
+        <w:rPr>
+          <w:rFonts w:ascii="Bahnschrift" w:hAnsi="Bahnschrift"/>
+          <w:sz w:val="28"/>
+          <w:szCs w:val="28"/>
+          <w:lang w:val="en-US"/>
+        </w:rPr>
+      </w:pPr>
+    </w:p>
+    <w:p>
+      <w:pPr>
+        <w:pStyle w:val="1"/>
+        <w:jc w:val="both"/>
+        <w:rPr>
+          <w:rFonts w:ascii="Bahnschrift" w:hAnsi="Bahnschrift"/>
+          <w:sz w:val="40"/>
+          <w:szCs w:val="40"/>
+          <w:lang w:val="en-US"/>
+        </w:rPr>
+      </w:pPr>
+      <w:r>
+        <w:rPr>
+          <w:rFonts w:ascii="Bahnschrift" w:hAnsi="Bahnschrift"/>
+          <w:sz w:val="40"/>
+          <w:szCs w:val="40"/>
+        </w:rPr>
+        <w:lastRenderedPageBreak/>
+        <w:t>Пайплайн линковки</w:t>
+      </w:r>
+    </w:p>
+    <w:p>
+      <w:pPr>
+        <w:rPr>
+          <w:rFonts w:ascii="Bahnschrift" w:hAnsi="Bahnschrift"/>
+          <w:sz w:val="28"/>
+          <w:szCs w:val="28"/>
+        </w:rPr>
+      </w:pPr>
+      <w:r>
+        <w:rPr>
+          <w:rFonts w:ascii="Bahnschrift" w:hAnsi="Bahnschrift"/>
+          <w:sz w:val="28"/>
+          <w:szCs w:val="28"/>
+        </w:rPr>
+        <w:t>Перед тем, как начать полноценно писать код, следует составить пайплайн линковки.</w:t>
+      </w:r>
+    </w:p>
+    <w:p>
+      <w:pPr>
+        <w:rPr>
+          <w:rFonts w:ascii="Bahnschrift" w:hAnsi="Bahnschrift"/>
+          <w:sz w:val="28"/>
+          <w:szCs w:val="28"/>
+          <w:lang w:val="en-US"/>
+        </w:rPr>
+      </w:pPr>
+      <w:r>
+        <w:rPr>
+          <w:rFonts w:ascii="Bahnschrift" w:hAnsi="Bahnschrift"/>
+          <w:sz w:val="28"/>
+          <w:szCs w:val="28"/>
+        </w:rPr>
+        <w:t>Пайплайн</w:t>
+      </w:r>
+      <w:r>
+        <w:rPr>
+          <w:rFonts w:ascii="Bahnschrift" w:hAnsi="Bahnschrift"/>
+          <w:sz w:val="28"/>
+          <w:szCs w:val="28"/>
+          <w:lang w:val="en-US"/>
+        </w:rPr>
+        <w:t>:</w:t>
+      </w:r>
+    </w:p>
+    <w:p>
+      <w:pPr>
+        <w:pStyle w:val="a3"/>
+        <w:numPr>
+          <w:ilvl w:val="0"/>
+          <w:numId w:val="5"/>
+        </w:numPr>
+        <w:rPr>
+          <w:rFonts w:ascii="Bahnschrift" w:hAnsi="Bahnschrift"/>
+          <w:sz w:val="28"/>
+          <w:szCs w:val="28"/>
+        </w:rPr>
+      </w:pPr>
+      <w:r>
+        <w:rPr>
+          <w:rFonts w:ascii="Bahnschrift" w:hAnsi="Bahnschrift"/>
+          <w:sz w:val="28"/>
+          <w:szCs w:val="28"/>
+        </w:rPr>
+        <w:t>Загрузка файла с состоянием компиляции/линковки –</w:t>
+      </w:r>
+      <w:r>
+        <w:rPr>
+          <w:rFonts w:ascii="Bahnschrift" w:hAnsi="Bahnschrift"/>
+          <w:sz w:val="28"/>
+          <w:szCs w:val="28"/>
+        </w:rPr>
+        <w:t xml:space="preserve"> </w:t>
+      </w:r>
+      <w:r>
+        <w:rPr>
+          <w:rFonts w:ascii="Bahnschrift" w:hAnsi="Bahnschrift"/>
+          <w:sz w:val="28"/>
+          <w:szCs w:val="28"/>
+          <w:lang w:val="en-US"/>
+        </w:rPr>
+        <w:t>mslmo</w:t>
+      </w:r>
+    </w:p>
+    <w:p>
+      <w:pPr>
+        <w:pStyle w:val="a3"/>
+        <w:numPr>
+          <w:ilvl w:val="0"/>
+          <w:numId w:val="5"/>
+        </w:numPr>
+        <w:rPr>
+          <w:rFonts w:ascii="Bahnschrift" w:hAnsi="Bahnschrift"/>
+          <w:sz w:val="28"/>
+          <w:szCs w:val="28"/>
+        </w:rPr>
+      </w:pPr>
+      <w:r>
+        <w:rPr>
+          <w:rFonts w:ascii="Bahnschrift" w:hAnsi="Bahnschrift"/>
+          <w:sz w:val="28"/>
+          <w:szCs w:val="28"/>
+        </w:rPr>
+        <w:t>Выбираем транслятор под конкретную модель виртуальной машины</w:t>
+      </w:r>
+    </w:p>
+    <w:p>
+      <w:pPr>
+        <w:pStyle w:val="a3"/>
+        <w:numPr>
+          <w:ilvl w:val="0"/>
+          <w:numId w:val="5"/>
+        </w:numPr>
+        <w:rPr>
+          <w:rFonts w:ascii="Bahnschrift" w:hAnsi="Bahnschrift"/>
+          <w:sz w:val="28"/>
+          <w:szCs w:val="28"/>
+        </w:rPr>
+      </w:pPr>
+      <w:r>
+        <w:rPr>
+          <w:rFonts w:ascii="Bahnschrift" w:hAnsi="Bahnschrift"/>
+          <w:sz w:val="28"/>
+          <w:szCs w:val="28"/>
+        </w:rPr>
+        <w:t xml:space="preserve">Запускаем транслятор, передавая туда состояние линковки, путь к директории с файлами (для поиска </w:t>
+      </w:r>
+      <w:r>
+        <w:rPr>
+          <w:rFonts w:ascii="Bahnschrift" w:hAnsi="Bahnschrift"/>
+          <w:sz w:val="28"/>
+          <w:szCs w:val="28"/>
+          <w:lang w:val="en-US"/>
+        </w:rPr>
+        <w:t>mslco</w:t>
+      </w:r>
+      <w:r>
+        <w:rPr>
+          <w:rFonts w:ascii="Bahnschrift" w:hAnsi="Bahnschrift"/>
+          <w:sz w:val="28"/>
+          <w:szCs w:val="28"/>
+        </w:rPr>
+        <w:t>), экземляр десериализатора.</w:t>
+      </w:r>
+    </w:p>
+    <w:p>
+      <w:pPr>
+        <w:pStyle w:val="a3"/>
+        <w:numPr>
+          <w:ilvl w:val="0"/>
+          <w:numId w:val="5"/>
+        </w:numPr>
+        <w:rPr>
+          <w:rFonts w:ascii="Bahnschrift" w:hAnsi="Bahnschrift"/>
+          <w:sz w:val="28"/>
+          <w:szCs w:val="28"/>
+        </w:rPr>
+      </w:pPr>
+      <w:r>
+        <w:rPr>
+          <w:rFonts w:ascii="Bahnschrift" w:hAnsi="Bahnschrift"/>
+          <w:sz w:val="28"/>
+          <w:szCs w:val="28"/>
+        </w:rPr>
+        <w:t xml:space="preserve">Создаём структуру </w:t>
+      </w:r>
+      <w:r>
+        <w:rPr>
+          <w:rFonts w:ascii="Bahnschrift" w:hAnsi="Bahnschrift"/>
+          <w:sz w:val="28"/>
+          <w:szCs w:val="28"/>
+          <w:lang w:val="en-US"/>
+        </w:rPr>
+        <w:t>ExecutionData</w:t>
+      </w:r>
+      <w:r>
+        <w:rPr>
+          <w:rFonts w:ascii="Bahnschrift" w:hAnsi="Bahnschrift"/>
+          <w:sz w:val="28"/>
+          <w:szCs w:val="28"/>
+        </w:rPr>
+        <w:t xml:space="preserve">. Она содержит в себе </w:t>
+      </w:r>
+      <w:r>
+        <w:rPr>
+          <w:rFonts w:ascii="Bahnschrift" w:hAnsi="Bahnschrift"/>
+          <w:sz w:val="28"/>
+          <w:szCs w:val="28"/>
+          <w:lang w:val="en-US"/>
+        </w:rPr>
+        <w:t>read</w:t>
+      </w:r>
+      <w:r>
+        <w:rPr>
+          <w:rFonts w:ascii="Bahnschrift" w:hAnsi="Bahnschrift"/>
+          <w:sz w:val="28"/>
+          <w:szCs w:val="28"/>
+        </w:rPr>
+        <w:t>_</w:t>
+      </w:r>
+      <w:r>
+        <w:rPr>
+          <w:rFonts w:ascii="Bahnschrift" w:hAnsi="Bahnschrift"/>
+          <w:sz w:val="28"/>
+          <w:szCs w:val="28"/>
+          <w:lang w:val="en-US"/>
+        </w:rPr>
+        <w:t>only</w:t>
+      </w:r>
+      <w:r>
+        <w:rPr>
+          <w:rFonts w:ascii="Bahnschrift" w:hAnsi="Bahnschrift"/>
+          <w:sz w:val="28"/>
+          <w:szCs w:val="28"/>
+        </w:rPr>
+        <w:t>_</w:t>
+      </w:r>
+      <w:r>
+        <w:rPr>
+          <w:rFonts w:ascii="Bahnschrift" w:hAnsi="Bahnschrift"/>
+          <w:sz w:val="28"/>
+          <w:szCs w:val="28"/>
+          <w:lang w:val="en-US"/>
+        </w:rPr>
+        <w:t>data</w:t>
+      </w:r>
+      <w:r>
+        <w:rPr>
+          <w:rFonts w:ascii="Bahnschrift" w:hAnsi="Bahnschrift"/>
+          <w:sz w:val="28"/>
+          <w:szCs w:val="28"/>
+        </w:rPr>
+        <w:t xml:space="preserve">, </w:t>
+      </w:r>
+      <w:r>
+        <w:rPr>
+          <w:rFonts w:ascii="Bahnschrift" w:hAnsi="Bahnschrift"/>
+          <w:sz w:val="28"/>
+          <w:szCs w:val="28"/>
+          <w:lang w:val="en-US"/>
+        </w:rPr>
+        <w:t>code</w:t>
+      </w:r>
+      <w:r>
+        <w:rPr>
+          <w:rFonts w:ascii="Bahnschrift" w:hAnsi="Bahnschrift"/>
+          <w:sz w:val="28"/>
+          <w:szCs w:val="28"/>
+        </w:rPr>
+        <w:t xml:space="preserve"> – это массивы байтов</w:t>
+      </w:r>
+      <w:r>
+        <w:rPr>
+          <w:rFonts w:ascii="Bahnschrift" w:hAnsi="Bahnschrift"/>
+          <w:sz w:val="28"/>
+          <w:szCs w:val="28"/>
+        </w:rPr>
+        <w:t>:</w:t>
+      </w:r>
+      <w:r>
+        <w:rPr>
+          <w:rFonts w:ascii="Bahnschrift" w:hAnsi="Bahnschrift"/>
+          <w:sz w:val="28"/>
+          <w:szCs w:val="28"/>
+        </w:rPr>
+        <w:t xml:space="preserve"> констант и кода.</w:t>
+      </w:r>
+    </w:p>
+    <w:p>
+      <w:pPr>
+        <w:pStyle w:val="a3"/>
+        <w:numPr>
+          <w:ilvl w:val="0"/>
+          <w:numId w:val="5"/>
+        </w:numPr>
+        <w:rPr>
+          <w:rFonts w:ascii="Bahnschrift" w:hAnsi="Bahnschrift"/>
+          <w:sz w:val="28"/>
+          <w:szCs w:val="28"/>
+        </w:rPr>
+      </w:pPr>
+      <w:r>
+        <w:rPr>
+          <w:rFonts w:ascii="Bahnschrift" w:hAnsi="Bahnschrift"/>
+          <w:sz w:val="28"/>
+          <w:szCs w:val="28"/>
+        </w:rPr>
+        <w:t>Транслятор подсчитывает размер констант, после чего создаёт динамически массив байт, загружает туда</w:t>
+      </w:r>
+      <w:r>
+        <w:rPr>
+          <w:rFonts w:ascii="Bahnschrift" w:hAnsi="Bahnschrift"/>
+          <w:sz w:val="28"/>
+          <w:szCs w:val="28"/>
+        </w:rPr>
+        <w:t xml:space="preserve"> </w:t>
+      </w:r>
+      <w:r>
+        <w:rPr>
+          <w:rFonts w:ascii="Bahnschrift" w:hAnsi="Bahnschrift"/>
+          <w:sz w:val="28"/>
+          <w:szCs w:val="28"/>
+        </w:rPr>
+        <w:t>[</w:t>
+      </w:r>
+      <w:r>
+        <w:rPr>
+          <w:rFonts w:ascii="Bahnschrift" w:hAnsi="Bahnschrift"/>
+          <w:sz w:val="28"/>
+          <w:szCs w:val="28"/>
+        </w:rPr>
+        <w:t xml:space="preserve">в </w:t>
+      </w:r>
+      <w:r>
+        <w:rPr>
+          <w:rFonts w:ascii="Bahnschrift" w:hAnsi="Bahnschrift"/>
+          <w:sz w:val="28"/>
+          <w:szCs w:val="28"/>
+          <w:lang w:val="en-US"/>
+        </w:rPr>
+        <w:t>ExecutionData</w:t>
+      </w:r>
+      <w:r>
+        <w:rPr>
+          <w:rFonts w:ascii="Bahnschrift" w:hAnsi="Bahnschrift"/>
+          <w:sz w:val="28"/>
+          <w:szCs w:val="28"/>
+        </w:rPr>
+        <w:t>]</w:t>
+      </w:r>
+      <w:r>
+        <w:rPr>
+          <w:rFonts w:ascii="Bahnschrift" w:hAnsi="Bahnschrift"/>
+          <w:sz w:val="28"/>
+          <w:szCs w:val="28"/>
+        </w:rPr>
+        <w:t xml:space="preserve"> константы (возможно с выравниванием). В </w:t>
+      </w:r>
+      <w:r>
+        <w:rPr>
+          <w:rFonts w:ascii="Bahnschrift" w:hAnsi="Bahnschrift"/>
+          <w:sz w:val="28"/>
+          <w:szCs w:val="28"/>
+          <w:lang w:val="en-US"/>
+        </w:rPr>
+        <w:t>constants</w:t>
+      </w:r>
+      <w:r>
+        <w:rPr>
+          <w:rFonts w:ascii="Bahnschrift" w:hAnsi="Bahnschrift"/>
+          <w:sz w:val="28"/>
+          <w:szCs w:val="28"/>
+        </w:rPr>
+        <w:t>_</w:t>
+      </w:r>
+      <w:r>
+        <w:rPr>
+          <w:rFonts w:ascii="Bahnschrift" w:hAnsi="Bahnschrift"/>
+          <w:sz w:val="28"/>
+          <w:szCs w:val="28"/>
+          <w:lang w:val="en-US"/>
+        </w:rPr>
+        <w:t>data</w:t>
+      </w:r>
+      <w:r>
+        <w:rPr>
+          <w:rFonts w:ascii="Bahnschrift" w:hAnsi="Bahnschrift"/>
+          <w:sz w:val="28"/>
+          <w:szCs w:val="28"/>
+        </w:rPr>
+        <w:t xml:space="preserve"> (</w:t>
+      </w:r>
+      <w:r>
+        <w:rPr>
+          <w:rFonts w:ascii="Bahnschrift" w:hAnsi="Bahnschrift"/>
+          <w:sz w:val="28"/>
+          <w:szCs w:val="28"/>
+          <w:lang w:val="en-US"/>
+        </w:rPr>
+        <w:t>Linking</w:t>
+      </w:r>
+      <w:r>
+        <w:rPr>
+          <w:rFonts w:ascii="Bahnschrift" w:hAnsi="Bahnschrift"/>
+          <w:sz w:val="28"/>
+          <w:szCs w:val="28"/>
+        </w:rPr>
+        <w:t>_</w:t>
+      </w:r>
+      <w:r>
+        <w:rPr>
+          <w:rFonts w:ascii="Bahnschrift" w:hAnsi="Bahnschrift"/>
+          <w:sz w:val="28"/>
+          <w:szCs w:val="28"/>
+          <w:lang w:val="en-US"/>
+        </w:rPr>
+        <w:t>state</w:t>
+      </w:r>
+      <w:r>
+        <w:rPr>
+          <w:rFonts w:ascii="Bahnschrift" w:hAnsi="Bahnschrift"/>
+          <w:sz w:val="28"/>
+          <w:szCs w:val="28"/>
+        </w:rPr>
+        <w:t>)</w:t>
+      </w:r>
+      <w:r>
+        <w:rPr>
+          <w:rFonts w:ascii="Bahnschrift" w:hAnsi="Bahnschrift"/>
+          <w:sz w:val="28"/>
+          <w:szCs w:val="28"/>
+        </w:rPr>
+        <w:t xml:space="preserve"> удаляет у констант указатель на </w:t>
+      </w:r>
+      <w:r>
+        <w:rPr>
+          <w:rFonts w:ascii="Bahnschrift" w:hAnsi="Bahnschrift"/>
+          <w:sz w:val="28"/>
+          <w:szCs w:val="28"/>
+          <w:lang w:val="en-US"/>
+        </w:rPr>
+        <w:t>data</w:t>
+      </w:r>
+      <w:r>
+        <w:rPr>
+          <w:rFonts w:ascii="Bahnschrift" w:hAnsi="Bahnschrift"/>
+          <w:sz w:val="28"/>
+          <w:szCs w:val="28"/>
+        </w:rPr>
+        <w:t xml:space="preserve">, загружает поле </w:t>
+      </w:r>
+      <w:r>
+        <w:rPr>
+          <w:rFonts w:ascii="Bahnschrift" w:hAnsi="Bahnschrift"/>
+          <w:sz w:val="28"/>
+          <w:szCs w:val="28"/>
+          <w:lang w:val="en-US"/>
+        </w:rPr>
+        <w:t>memory</w:t>
+      </w:r>
+      <w:r>
+        <w:rPr>
+          <w:rFonts w:ascii="Bahnschrift" w:hAnsi="Bahnschrift"/>
+          <w:sz w:val="28"/>
+          <w:szCs w:val="28"/>
+        </w:rPr>
+        <w:t>_</w:t>
+      </w:r>
+      <w:r>
+        <w:rPr>
+          <w:rFonts w:ascii="Bahnschrift" w:hAnsi="Bahnschrift"/>
+          <w:sz w:val="28"/>
+          <w:szCs w:val="28"/>
+          <w:lang w:val="en-US"/>
+        </w:rPr>
+        <w:t>offset</w:t>
+      </w:r>
+      <w:r>
+        <w:rPr>
+          <w:rFonts w:ascii="Bahnschrift" w:hAnsi="Bahnschrift"/>
+          <w:sz w:val="28"/>
+          <w:szCs w:val="28"/>
+        </w:rPr>
+        <w:t>.</w:t>
+      </w:r>
+    </w:p>
+    <w:p>
+      <w:pPr>
+        <w:pStyle w:val="a3"/>
+        <w:numPr>
+          <w:ilvl w:val="0"/>
+          <w:numId w:val="5"/>
+        </w:numPr>
+        <w:rPr>
+          <w:rFonts w:ascii="Bahnschrift" w:hAnsi="Bahnschrift"/>
+          <w:sz w:val="28"/>
+          <w:szCs w:val="28"/>
+        </w:rPr>
+      </w:pPr>
+      <w:r>
+        <w:rPr>
+          <w:rFonts w:ascii="Bahnschrift" w:hAnsi="Bahnschrift"/>
+          <w:sz w:val="28"/>
+          <w:szCs w:val="28"/>
+        </w:rPr>
+        <w:t>Создаём таблицу</w:t>
+      </w:r>
+      <w:r>
+        <w:rPr>
+          <w:rFonts w:ascii="Bahnschrift" w:hAnsi="Bahnschrift"/>
+          <w:sz w:val="28"/>
+          <w:szCs w:val="28"/>
+        </w:rPr>
+        <w:t>:</w:t>
+      </w:r>
+      <w:r>
+        <w:rPr>
+          <w:rFonts w:ascii="Bahnschrift" w:hAnsi="Bahnschrift"/>
+          <w:sz w:val="28"/>
+          <w:szCs w:val="28"/>
+        </w:rPr>
+        <w:t xml:space="preserve"> смещение в байткоде – символ. Во время трансляции байткода транслятор будет проверять </w:t>
+      </w:r>
+      <w:r>
+        <w:rPr>
+          <w:rFonts w:ascii="Bahnschrift" w:hAnsi="Bahnschrift"/>
+          <w:sz w:val="28"/>
+          <w:szCs w:val="28"/>
+          <w:lang w:val="en-US"/>
+        </w:rPr>
+        <w:t>ip</w:t>
+      </w:r>
+      <w:r>
+        <w:rPr>
+          <w:rFonts w:ascii="Bahnschrift" w:hAnsi="Bahnschrift"/>
+          <w:sz w:val="28"/>
+          <w:szCs w:val="28"/>
+        </w:rPr>
+        <w:t xml:space="preserve"> команды, если есть в таблице – сверяем обрабатываемые файлы/модули. Помечаем символ как </w:t>
+      </w:r>
+      <w:r>
+        <w:rPr>
+          <w:rFonts w:ascii="Bahnschrift" w:hAnsi="Bahnschrift"/>
+          <w:sz w:val="28"/>
+          <w:szCs w:val="28"/>
+          <w:lang w:val="en-US"/>
+        </w:rPr>
+        <w:t>handled</w:t>
+      </w:r>
+      <w:r>
+        <w:rPr>
+          <w:rFonts w:ascii="Bahnschrift" w:hAnsi="Bahnschrift"/>
+          <w:sz w:val="28"/>
+          <w:szCs w:val="28"/>
+        </w:rPr>
+        <w:t xml:space="preserve"> </w:t>
+      </w:r>
+      <w:r>
+        <w:rPr>
+          <w:rFonts w:ascii="Bahnschrift" w:hAnsi="Bahnschrift"/>
+          <w:sz w:val="28"/>
+          <w:szCs w:val="28"/>
+        </w:rPr>
+        <w:t xml:space="preserve">и даём ему </w:t>
+      </w:r>
+      <w:r>
+        <w:rPr>
+          <w:rFonts w:ascii="Bahnschrift" w:hAnsi="Bahnschrift"/>
+          <w:sz w:val="28"/>
+          <w:szCs w:val="28"/>
+          <w:lang w:val="en-US"/>
+        </w:rPr>
+        <w:t>code</w:t>
+      </w:r>
+      <w:r>
+        <w:rPr>
+          <w:rFonts w:ascii="Bahnschrift" w:hAnsi="Bahnschrift"/>
+          <w:sz w:val="28"/>
+          <w:szCs w:val="28"/>
+        </w:rPr>
+        <w:t>_</w:t>
+      </w:r>
+      <w:r>
+        <w:rPr>
+          <w:rFonts w:ascii="Bahnschrift" w:hAnsi="Bahnschrift"/>
+          <w:sz w:val="28"/>
+          <w:szCs w:val="28"/>
+          <w:lang w:val="en-US"/>
+        </w:rPr>
+        <w:t>offset</w:t>
+      </w:r>
+      <w:r>
+        <w:rPr>
+          <w:rFonts w:ascii="Bahnschrift" w:hAnsi="Bahnschrift"/>
+          <w:sz w:val="28"/>
+          <w:szCs w:val="28"/>
+        </w:rPr>
+        <w:t xml:space="preserve"> для функций (команда </w:t>
+      </w:r>
+      <w:r>
+        <w:rPr>
+          <w:rFonts w:ascii="Bahnschrift" w:hAnsi="Bahnschrift"/>
+          <w:sz w:val="28"/>
+          <w:szCs w:val="28"/>
+          <w:lang w:val="en-US"/>
+        </w:rPr>
+        <w:t>CALL</w:t>
+      </w:r>
+      <w:r>
+        <w:rPr>
+          <w:rFonts w:ascii="Bahnschrift" w:hAnsi="Bahnschrift"/>
+          <w:sz w:val="28"/>
+          <w:szCs w:val="28"/>
+        </w:rPr>
+        <w:t xml:space="preserve">) и глобальный </w:t>
+      </w:r>
+      <w:r>
+        <w:rPr>
+          <w:rFonts w:ascii="Bahnschrift" w:hAnsi="Bahnschrift"/>
+          <w:sz w:val="28"/>
+          <w:szCs w:val="28"/>
+          <w:lang w:val="en-US"/>
+        </w:rPr>
+        <w:t>memory</w:t>
+      </w:r>
+      <w:r>
+        <w:rPr>
+          <w:rFonts w:ascii="Bahnschrift" w:hAnsi="Bahnschrift"/>
+          <w:sz w:val="28"/>
+          <w:szCs w:val="28"/>
+        </w:rPr>
+        <w:t>_</w:t>
+      </w:r>
+      <w:r>
+        <w:rPr>
+          <w:rFonts w:ascii="Bahnschrift" w:hAnsi="Bahnschrift"/>
+          <w:sz w:val="28"/>
+          <w:szCs w:val="28"/>
+          <w:lang w:val="en-US"/>
+        </w:rPr>
+        <w:t>offset</w:t>
+      </w:r>
+      <w:r>
+        <w:rPr>
+          <w:rFonts w:ascii="Bahnschrift" w:hAnsi="Bahnschrift"/>
+          <w:sz w:val="28"/>
+          <w:szCs w:val="28"/>
+        </w:rPr>
+        <w:t xml:space="preserve"> </w:t>
+      </w:r>
+      <w:r>
+        <w:rPr>
+          <w:rFonts w:ascii="Bahnschrift" w:hAnsi="Bahnschrift"/>
+          <w:sz w:val="28"/>
+          <w:szCs w:val="28"/>
+        </w:rPr>
+        <w:t>для переменных.</w:t>
+      </w:r>
+    </w:p>
+    <w:p>
+      <w:pPr>
+        <w:pStyle w:val="a3"/>
+        <w:numPr>
+          <w:ilvl w:val="0"/>
+          <w:numId w:val="5"/>
+        </w:numPr>
+        <w:rPr>
+          <w:rFonts w:ascii="Bahnschrift" w:hAnsi="Bahnschrift"/>
+          <w:sz w:val="28"/>
+          <w:szCs w:val="28"/>
+        </w:rPr>
+      </w:pPr>
+      <w:r>
+        <w:rPr>
+          <w:rFonts w:ascii="Bahnschrift" w:hAnsi="Bahnschrift"/>
+          <w:sz w:val="28"/>
+          <w:szCs w:val="28"/>
+        </w:rPr>
+        <w:t>Берём</w:t>
+      </w:r>
+      <w:r>
+        <w:rPr>
+          <w:rFonts w:ascii="Bahnschrift" w:hAnsi="Bahnschrift"/>
+          <w:sz w:val="28"/>
+          <w:szCs w:val="28"/>
+        </w:rPr>
+        <w:t xml:space="preserve"> </w:t>
+      </w:r>
+      <w:r>
+        <w:rPr>
+          <w:rFonts w:ascii="Bahnschrift" w:hAnsi="Bahnschrift"/>
+          <w:sz w:val="28"/>
+          <w:szCs w:val="28"/>
+        </w:rPr>
+        <w:t>из</w:t>
+      </w:r>
+      <w:r>
+        <w:rPr>
+          <w:rFonts w:ascii="Bahnschrift" w:hAnsi="Bahnschrift"/>
+          <w:sz w:val="28"/>
+          <w:szCs w:val="28"/>
+        </w:rPr>
+        <w:t xml:space="preserve"> </w:t>
+      </w:r>
+      <w:r>
+        <w:rPr>
+          <w:rFonts w:ascii="Bahnschrift" w:hAnsi="Bahnschrift"/>
+          <w:sz w:val="28"/>
+          <w:szCs w:val="28"/>
+          <w:lang w:val="en-US"/>
+        </w:rPr>
+        <w:t>linking</w:t>
+      </w:r>
+      <w:r>
+        <w:rPr>
+          <w:rFonts w:ascii="Bahnschrift" w:hAnsi="Bahnschrift"/>
+          <w:sz w:val="28"/>
+          <w:szCs w:val="28"/>
+        </w:rPr>
+        <w:t>_</w:t>
+      </w:r>
+      <w:r>
+        <w:rPr>
+          <w:rFonts w:ascii="Bahnschrift" w:hAnsi="Bahnschrift"/>
+          <w:sz w:val="28"/>
+          <w:szCs w:val="28"/>
+          <w:lang w:val="en-US"/>
+        </w:rPr>
+        <w:t>state</w:t>
+      </w:r>
+      <w:r>
+        <w:rPr>
+          <w:rFonts w:ascii="Bahnschrift" w:hAnsi="Bahnschrift"/>
+          <w:sz w:val="28"/>
+          <w:szCs w:val="28"/>
+        </w:rPr>
+        <w:t xml:space="preserve"> </w:t>
+      </w:r>
+      <w:r>
+        <w:rPr>
+          <w:rFonts w:ascii="Bahnschrift" w:hAnsi="Bahnschrift"/>
+          <w:sz w:val="28"/>
+          <w:szCs w:val="28"/>
+          <w:lang w:val="en-US"/>
+        </w:rPr>
+        <w:t>linking</w:t>
+      </w:r>
+      <w:r>
+        <w:rPr>
+          <w:rFonts w:ascii="Bahnschrift" w:hAnsi="Bahnschrift"/>
+          <w:sz w:val="28"/>
+          <w:szCs w:val="28"/>
+        </w:rPr>
+        <w:t>_</w:t>
+      </w:r>
+      <w:r>
+        <w:rPr>
+          <w:rFonts w:ascii="Bahnschrift" w:hAnsi="Bahnschrift"/>
+          <w:sz w:val="28"/>
+          <w:szCs w:val="28"/>
+          <w:lang w:val="en-US"/>
+        </w:rPr>
+        <w:t>order</w:t>
+      </w:r>
+      <w:r>
+        <w:rPr>
+          <w:rFonts w:ascii="Bahnschrift" w:hAnsi="Bahnschrift"/>
+          <w:sz w:val="28"/>
+          <w:szCs w:val="28"/>
+        </w:rPr>
+        <w:t xml:space="preserve">, </w:t>
+      </w:r>
+      <w:r>
+        <w:rPr>
+          <w:rFonts w:ascii="Bahnschrift" w:hAnsi="Bahnschrift"/>
+          <w:sz w:val="28"/>
+          <w:szCs w:val="28"/>
+        </w:rPr>
+        <w:t>с</w:t>
+      </w:r>
+      <w:r>
+        <w:rPr>
+          <w:rFonts w:ascii="Bahnschrift" w:hAnsi="Bahnschrift"/>
+          <w:sz w:val="28"/>
+          <w:szCs w:val="28"/>
+        </w:rPr>
+        <w:t xml:space="preserve"> </w:t>
+      </w:r>
+      <w:r>
+        <w:rPr>
+          <w:rFonts w:ascii="Bahnschrift" w:hAnsi="Bahnschrift"/>
+          <w:sz w:val="28"/>
+          <w:szCs w:val="28"/>
+        </w:rPr>
+        <w:t>помощью</w:t>
+      </w:r>
+      <w:r>
+        <w:rPr>
+          <w:rFonts w:ascii="Bahnschrift" w:hAnsi="Bahnschrift"/>
+          <w:sz w:val="28"/>
+          <w:szCs w:val="28"/>
+        </w:rPr>
+        <w:t xml:space="preserve"> </w:t>
+      </w:r>
+      <w:r>
+        <w:rPr>
+          <w:rFonts w:ascii="Bahnschrift" w:hAnsi="Bahnschrift"/>
+          <w:sz w:val="28"/>
+          <w:szCs w:val="28"/>
+        </w:rPr>
+        <w:t xml:space="preserve">индексов и склеивания путей обрабатываем все </w:t>
+      </w:r>
+      <w:r>
+        <w:rPr>
+          <w:rFonts w:ascii="Bahnschrift" w:hAnsi="Bahnschrift"/>
+          <w:sz w:val="28"/>
+          <w:szCs w:val="28"/>
+          <w:lang w:val="en-US"/>
+        </w:rPr>
+        <w:t>mslco</w:t>
+      </w:r>
+      <w:r>
+        <w:rPr>
+          <w:rFonts w:ascii="Bahnschrift" w:hAnsi="Bahnschrift"/>
+          <w:sz w:val="28"/>
+          <w:szCs w:val="28"/>
+        </w:rPr>
+        <w:t xml:space="preserve"> файлы. Каждая </w:t>
+      </w:r>
+      <w:r>
+        <w:rPr>
+          <w:rFonts w:ascii="Bahnschrift" w:hAnsi="Bahnschrift"/>
+          <w:sz w:val="28"/>
+          <w:szCs w:val="28"/>
+          <w:lang w:val="en-US"/>
+        </w:rPr>
+        <w:t>VM</w:t>
+      </w:r>
+      <w:r>
+        <w:rPr>
+          <w:rFonts w:ascii="Bahnschrift" w:hAnsi="Bahnschrift"/>
+          <w:sz w:val="28"/>
+          <w:szCs w:val="28"/>
+        </w:rPr>
+        <w:t xml:space="preserve"> команда загружается в </w:t>
+      </w:r>
+      <w:r>
+        <w:rPr>
+          <w:rFonts w:ascii="Bahnschrift" w:hAnsi="Bahnschrift"/>
+          <w:sz w:val="28"/>
+          <w:szCs w:val="28"/>
+          <w:lang w:val="en-US"/>
+        </w:rPr>
+        <w:t>std</w:t>
+      </w:r>
+      <w:r>
+        <w:rPr>
+          <w:rFonts w:ascii="Bahnschrift" w:hAnsi="Bahnschrift"/>
+          <w:sz w:val="28"/>
+          <w:szCs w:val="28"/>
+        </w:rPr>
+        <w:t>::</w:t>
+      </w:r>
+      <w:r>
+        <w:rPr>
+          <w:rFonts w:ascii="Bahnschrift" w:hAnsi="Bahnschrift"/>
+          <w:sz w:val="28"/>
+          <w:szCs w:val="28"/>
+          <w:lang w:val="en-US"/>
+        </w:rPr>
+        <w:t>vector</w:t>
+      </w:r>
+      <w:r>
+        <w:rPr>
+          <w:rFonts w:ascii="Bahnschrift" w:hAnsi="Bahnschrift"/>
+          <w:sz w:val="28"/>
+          <w:szCs w:val="28"/>
+        </w:rPr>
+        <w:t xml:space="preserve">. После обработки всех команд вся информация копируется в байтовый массив </w:t>
+      </w:r>
+      <w:r>
+        <w:rPr>
+          <w:rFonts w:ascii="Bahnschrift" w:hAnsi="Bahnschrift"/>
+          <w:sz w:val="28"/>
+          <w:szCs w:val="28"/>
+          <w:lang w:val="en-US"/>
+        </w:rPr>
+        <w:t>ExecutionData</w:t>
+      </w:r>
+      <w:r>
+        <w:rPr>
+          <w:rFonts w:ascii="Bahnschrift" w:hAnsi="Bahnschrift"/>
+          <w:sz w:val="28"/>
+          <w:szCs w:val="28"/>
+        </w:rPr>
+        <w:t>.</w:t>
+      </w:r>
+      <w:r>
+        <w:rPr>
+          <w:rFonts w:ascii="Bahnschrift" w:hAnsi="Bahnschrift"/>
+          <w:sz w:val="28"/>
+          <w:szCs w:val="28"/>
+          <w:lang w:val="en-US"/>
+        </w:rPr>
+        <w:t>code</w:t>
+      </w:r>
+      <w:r>
+        <w:rPr>
+          <w:rFonts w:ascii="Bahnschrift" w:hAnsi="Bahnschrift"/>
+          <w:sz w:val="28"/>
+          <w:szCs w:val="28"/>
+        </w:rPr>
+        <w:t>.</w:t>
+      </w:r>
+    </w:p>
+    <w:p>
+      <w:pPr>
+        <w:pStyle w:val="a3"/>
+        <w:numPr>
+          <w:ilvl w:val="0"/>
+          <w:numId w:val="5"/>
+        </w:numPr>
+        <w:rPr>
+          <w:rFonts w:ascii="Bahnschrift" w:hAnsi="Bahnschrift"/>
+          <w:sz w:val="28"/>
+          <w:szCs w:val="28"/>
+        </w:rPr>
+      </w:pPr>
+      <w:r>
+        <w:rPr>
+          <w:rFonts w:ascii="Bahnschrift" w:hAnsi="Bahnschrift"/>
+          <w:sz w:val="28"/>
+          <w:szCs w:val="28"/>
+        </w:rPr>
+        <w:t>Транслятор сохраняет исполняемый файл на диск под расширением</w:t>
+      </w:r>
+      <w:r>
+        <w:rPr>
+          <w:rFonts w:ascii="Bahnschrift" w:hAnsi="Bahnschrift"/>
+          <w:sz w:val="28"/>
+          <w:szCs w:val="28"/>
+        </w:rPr>
+        <w:t xml:space="preserve"> </w:t>
+      </w:r>
+      <w:r>
+        <w:rPr>
+          <w:rFonts w:ascii="Bahnschrift" w:hAnsi="Bahnschrift"/>
+          <w:sz w:val="28"/>
+          <w:szCs w:val="28"/>
+          <w:lang w:val="en-US"/>
+        </w:rPr>
+        <w:t>msli</w:t>
+      </w:r>
+      <w:r>
+        <w:rPr>
+          <w:rFonts w:ascii="Bahnschrift" w:hAnsi="Bahnschrift"/>
+          <w:sz w:val="28"/>
+          <w:szCs w:val="28"/>
+        </w:rPr>
+        <w:t xml:space="preserve"> (</w:t>
+      </w:r>
+      <w:r>
+        <w:rPr>
+          <w:rFonts w:ascii="Bahnschrift" w:hAnsi="Bahnschrift"/>
+          <w:sz w:val="28"/>
+          <w:szCs w:val="28"/>
+          <w:lang w:val="en-US"/>
+        </w:rPr>
+        <w:t>msl</w:t>
+      </w:r>
+      <w:r>
+        <w:rPr>
+          <w:rFonts w:ascii="Bahnschrift" w:hAnsi="Bahnschrift"/>
+          <w:sz w:val="28"/>
+          <w:szCs w:val="28"/>
+        </w:rPr>
+        <w:t xml:space="preserve"> </w:t>
+      </w:r>
+      <w:r>
+        <w:rPr>
+          <w:rFonts w:ascii="Bahnschrift" w:hAnsi="Bahnschrift"/>
+          <w:sz w:val="28"/>
+          <w:szCs w:val="28"/>
+          <w:lang w:val="en-US"/>
+        </w:rPr>
+        <w:t>interpretation</w:t>
+      </w:r>
+      <w:r>
+        <w:rPr>
+          <w:rFonts w:ascii="Bahnschrift" w:hAnsi="Bahnschrift"/>
+          <w:sz w:val="28"/>
+          <w:szCs w:val="28"/>
+        </w:rPr>
+        <w:t>)</w:t>
+      </w:r>
+      <w:r>
+        <w:rPr>
+          <w:rFonts w:ascii="Bahnschrift" w:hAnsi="Bahnschrift"/>
+          <w:sz w:val="28"/>
+          <w:szCs w:val="28"/>
+        </w:rPr>
+        <w:t>/</w:t>
+      </w:r>
+      <w:r>
+        <w:rPr>
+          <w:rFonts w:ascii="Bahnschrift" w:hAnsi="Bahnschrift"/>
+          <w:sz w:val="28"/>
+          <w:szCs w:val="28"/>
+          <w:lang w:val="en-US"/>
+        </w:rPr>
+        <w:t>exe</w:t>
+      </w:r>
+      <w:r>
+        <w:rPr>
+          <w:rFonts w:ascii="Bahnschrift" w:hAnsi="Bahnschrift"/>
+          <w:sz w:val="28"/>
+          <w:szCs w:val="28"/>
+        </w:rPr>
+        <w:t>/</w:t>
+      </w:r>
+      <w:r>
+        <w:rPr>
+          <w:rFonts w:ascii="Bahnschrift" w:hAnsi="Bahnschrift"/>
+          <w:sz w:val="28"/>
+          <w:szCs w:val="28"/>
+        </w:rPr>
+        <w:t>ещё что-то, создавая шапки разделов</w:t>
+      </w:r>
+      <w:r>
+        <w:rPr>
+          <w:rFonts w:ascii="Bahnschrift" w:hAnsi="Bahnschrift"/>
+          <w:sz w:val="28"/>
+          <w:szCs w:val="28"/>
+        </w:rPr>
+        <w:t>:</w:t>
+      </w:r>
+      <w:r>
+        <w:rPr>
+          <w:rFonts w:ascii="Bahnschrift" w:hAnsi="Bahnschrift"/>
+          <w:sz w:val="28"/>
+          <w:szCs w:val="28"/>
+        </w:rPr>
+        <w:t xml:space="preserve"> тип </w:t>
+      </w:r>
       <w:r>
         <w:rPr>
           <w:rFonts w:ascii="Bahnschrift" w:hAnsi="Bahnschrift"/>
@@ -1527,291 +3417,29 @@
         </w:rPr>
         <w:t>vm</w:t>
       </w:r>
-      <w:proofErr w:type="spellEnd"/>
-      <w:r>
-        <w:rPr>
-          <w:rFonts w:ascii="Bahnschrift" w:hAnsi="Bahnschrift"/>
-          <w:sz w:val="28"/>
-          <w:szCs w:val="28"/>
-        </w:rPr>
-        <w:t xml:space="preserve"> добавлять </w:t>
-      </w:r>
-      <w:r>
-        <w:rPr>
-          <w:rFonts w:ascii="Bahnschrift" w:hAnsi="Bahnschrift"/>
-          <w:sz w:val="28"/>
-          <w:szCs w:val="28"/>
-          <w:lang w:val="en-US"/>
-        </w:rPr>
-        <w:t>LOAD</w:t>
-      </w:r>
-      <w:r>
-        <w:rPr>
-          <w:rFonts w:ascii="Bahnschrift" w:hAnsi="Bahnschrift"/>
-          <w:sz w:val="28"/>
-          <w:szCs w:val="28"/>
-        </w:rPr>
-        <w:t>_</w:t>
-      </w:r>
-      <w:r>
-        <w:rPr>
-          <w:rFonts w:ascii="Bahnschrift" w:hAnsi="Bahnschrift"/>
-          <w:sz w:val="28"/>
-          <w:szCs w:val="28"/>
-          <w:lang w:val="en-US"/>
-        </w:rPr>
-        <w:t>CONST</w:t>
-      </w:r>
-      <w:r>
-        <w:rPr>
-          <w:rFonts w:ascii="Bahnschrift" w:hAnsi="Bahnschrift"/>
-          <w:sz w:val="28"/>
-          <w:szCs w:val="28"/>
-        </w:rPr>
-        <w:t xml:space="preserve"> команду, которая только читает данные из </w:t>
-      </w:r>
-      <w:r>
-        <w:rPr>
-          <w:rFonts w:ascii="Bahnschrift" w:hAnsi="Bahnschrift"/>
-          <w:sz w:val="28"/>
-          <w:szCs w:val="28"/>
-          <w:lang w:val="en-US"/>
-        </w:rPr>
-        <w:t>read</w:t>
-      </w:r>
-      <w:r>
-        <w:rPr>
-          <w:rFonts w:ascii="Bahnschrift" w:hAnsi="Bahnschrift"/>
-          <w:sz w:val="28"/>
-          <w:szCs w:val="28"/>
-        </w:rPr>
-        <w:t xml:space="preserve"> </w:t>
-      </w:r>
-      <w:r>
-        <w:rPr>
-          <w:rFonts w:ascii="Bahnschrift" w:hAnsi="Bahnschrift"/>
-          <w:sz w:val="28"/>
-          <w:szCs w:val="28"/>
-          <w:lang w:val="en-US"/>
-        </w:rPr>
-        <w:t>only</w:t>
-      </w:r>
-      <w:r>
-        <w:rPr>
-          <w:rFonts w:ascii="Bahnschrift" w:hAnsi="Bahnschrift"/>
-          <w:sz w:val="28"/>
-          <w:szCs w:val="28"/>
-        </w:rPr>
-        <w:t xml:space="preserve"> секции</w:t>
-      </w:r>
-      <w:r>
-        <w:rPr>
-          <w:rFonts w:ascii="Bahnschrift" w:hAnsi="Bahnschrift"/>
-          <w:sz w:val="28"/>
-          <w:szCs w:val="28"/>
-        </w:rPr>
-        <w:t>;</w:t>
-      </w:r>
-      <w:r>
-        <w:rPr>
-          <w:rFonts w:ascii="Bahnschrift" w:hAnsi="Bahnschrift"/>
-          <w:sz w:val="28"/>
-          <w:szCs w:val="28"/>
-        </w:rPr>
-        <w:t xml:space="preserve"> мне нужно будет разделить также массив символически (через проверки)</w:t>
-      </w:r>
-      <w:r>
-        <w:rPr>
-          <w:rFonts w:ascii="Bahnschrift" w:hAnsi="Bahnschrift"/>
-          <w:sz w:val="28"/>
-          <w:szCs w:val="28"/>
-        </w:rPr>
-        <w:t>:</w:t>
-      </w:r>
-      <w:r>
-        <w:rPr>
-          <w:rFonts w:ascii="Bahnschrift" w:hAnsi="Bahnschrift"/>
-          <w:sz w:val="28"/>
-          <w:szCs w:val="28"/>
-        </w:rPr>
-        <w:t xml:space="preserve"> так </w:t>
-      </w:r>
-      <w:r>
-        <w:rPr>
-          <w:rFonts w:ascii="Bahnschrift" w:hAnsi="Bahnschrift"/>
-          <w:sz w:val="28"/>
-          <w:szCs w:val="28"/>
-          <w:lang w:val="en-US"/>
-        </w:rPr>
-        <w:t>data</w:t>
-      </w:r>
-      <w:r>
-        <w:rPr>
-          <w:rFonts w:ascii="Bahnschrift" w:hAnsi="Bahnschrift"/>
-          <w:sz w:val="28"/>
-          <w:szCs w:val="28"/>
-        </w:rPr>
-        <w:t xml:space="preserve"> </w:t>
-      </w:r>
-      <w:r>
-        <w:rPr>
-          <w:rFonts w:ascii="Bahnschrift" w:hAnsi="Bahnschrift"/>
-          <w:sz w:val="28"/>
-          <w:szCs w:val="28"/>
-        </w:rPr>
-        <w:t xml:space="preserve">секция может быть любых размеров, то придётся создать систему </w:t>
-      </w:r>
-      <w:proofErr w:type="spellStart"/>
-      <w:r>
-        <w:rPr>
-          <w:rFonts w:ascii="Bahnschrift" w:hAnsi="Bahnschrift"/>
-          <w:sz w:val="28"/>
-          <w:szCs w:val="28"/>
-          <w:lang w:val="en-US"/>
-        </w:rPr>
-        <w:t>VMConfig</w:t>
-      </w:r>
-      <w:proofErr w:type="spellEnd"/>
-      <w:r>
-        <w:rPr>
-          <w:rFonts w:ascii="Bahnschrift" w:hAnsi="Bahnschrift"/>
-          <w:sz w:val="28"/>
-          <w:szCs w:val="28"/>
-        </w:rPr>
-        <w:t xml:space="preserve">, которая позволит сохранять границы адресов и </w:t>
-      </w:r>
-      <w:proofErr w:type="spellStart"/>
-      <w:r>
-        <w:rPr>
-          <w:rFonts w:ascii="Bahnschrift" w:hAnsi="Bahnschrift"/>
-          <w:sz w:val="28"/>
-          <w:szCs w:val="28"/>
-        </w:rPr>
-        <w:t>тд</w:t>
-      </w:r>
-      <w:proofErr w:type="spellEnd"/>
-      <w:r>
-        <w:rPr>
-          <w:rFonts w:ascii="Bahnschrift" w:hAnsi="Bahnschrift"/>
-          <w:sz w:val="28"/>
-          <w:szCs w:val="28"/>
-        </w:rPr>
-        <w:t xml:space="preserve">, которые будут использоваться в проверках, например, в </w:t>
-      </w:r>
-      <w:r>
-        <w:rPr>
-          <w:rFonts w:ascii="Bahnschrift" w:hAnsi="Bahnschrift"/>
-          <w:sz w:val="28"/>
-          <w:szCs w:val="28"/>
-          <w:lang w:val="en-US"/>
-        </w:rPr>
-        <w:t>LOAD</w:t>
-      </w:r>
-      <w:r>
-        <w:rPr>
-          <w:rFonts w:ascii="Bahnschrift" w:hAnsi="Bahnschrift"/>
-          <w:sz w:val="28"/>
-          <w:szCs w:val="28"/>
-        </w:rPr>
-        <w:t>_</w:t>
-      </w:r>
-      <w:r>
-        <w:rPr>
-          <w:rFonts w:ascii="Bahnschrift" w:hAnsi="Bahnschrift"/>
-          <w:sz w:val="28"/>
-          <w:szCs w:val="28"/>
-          <w:lang w:val="en-US"/>
-        </w:rPr>
-        <w:t>DYNAMIC</w:t>
-      </w:r>
-      <w:r>
-        <w:rPr>
-          <w:rFonts w:ascii="Bahnschrift" w:hAnsi="Bahnschrift"/>
-          <w:sz w:val="28"/>
-          <w:szCs w:val="28"/>
-        </w:rPr>
-        <w:t xml:space="preserve">, чтобы не было не защищённого доступа к </w:t>
-      </w:r>
-      <w:r>
-        <w:rPr>
-          <w:rFonts w:ascii="Bahnschrift" w:hAnsi="Bahnschrift"/>
-          <w:sz w:val="28"/>
-          <w:szCs w:val="28"/>
-          <w:lang w:val="en-US"/>
-        </w:rPr>
-        <w:t>read</w:t>
-      </w:r>
-      <w:r>
-        <w:rPr>
-          <w:rFonts w:ascii="Bahnschrift" w:hAnsi="Bahnschrift"/>
-          <w:sz w:val="28"/>
-          <w:szCs w:val="28"/>
-        </w:rPr>
-        <w:t xml:space="preserve"> </w:t>
-      </w:r>
-      <w:r>
-        <w:rPr>
-          <w:rFonts w:ascii="Bahnschrift" w:hAnsi="Bahnschrift"/>
-          <w:sz w:val="28"/>
-          <w:szCs w:val="28"/>
-          <w:lang w:val="en-US"/>
-        </w:rPr>
-        <w:t>only</w:t>
-      </w:r>
-      <w:r>
-        <w:rPr>
-          <w:rFonts w:ascii="Bahnschrift" w:hAnsi="Bahnschrift"/>
-          <w:sz w:val="28"/>
-          <w:szCs w:val="28"/>
-        </w:rPr>
-        <w:t xml:space="preserve"> </w:t>
-      </w:r>
-      <w:r>
-        <w:rPr>
-          <w:rFonts w:ascii="Bahnschrift" w:hAnsi="Bahnschrift"/>
-          <w:sz w:val="28"/>
-          <w:szCs w:val="28"/>
-        </w:rPr>
-        <w:t xml:space="preserve">памяти. Также следует ввести команду </w:t>
-      </w:r>
-      <w:r>
-        <w:rPr>
-          <w:rFonts w:ascii="Bahnschrift" w:hAnsi="Bahnschrift"/>
-          <w:sz w:val="28"/>
-          <w:szCs w:val="28"/>
-          <w:lang w:val="en-US"/>
-        </w:rPr>
-        <w:t>MEM</w:t>
-      </w:r>
-      <w:r>
-        <w:rPr>
-          <w:rFonts w:ascii="Bahnschrift" w:hAnsi="Bahnschrift"/>
-          <w:sz w:val="28"/>
-          <w:szCs w:val="28"/>
-        </w:rPr>
-        <w:t>_</w:t>
-      </w:r>
-      <w:r>
-        <w:rPr>
-          <w:rFonts w:ascii="Bahnschrift" w:hAnsi="Bahnschrift"/>
-          <w:sz w:val="28"/>
-          <w:szCs w:val="28"/>
-          <w:lang w:val="en-US"/>
-        </w:rPr>
-        <w:t>COPY</w:t>
-      </w:r>
-      <w:r>
-        <w:rPr>
-          <w:rFonts w:ascii="Bahnschrift" w:hAnsi="Bahnschrift"/>
-          <w:sz w:val="28"/>
-          <w:szCs w:val="28"/>
-        </w:rPr>
-        <w:t xml:space="preserve">. </w:t>
-      </w:r>
+      <w:r>
+        <w:rPr>
+          <w:rFonts w:ascii="Bahnschrift" w:hAnsi="Bahnschrift"/>
+          <w:sz w:val="28"/>
+          <w:szCs w:val="28"/>
+        </w:rPr>
+        <w:t>, смещение констант, смещение команд вм.</w:t>
+      </w:r>
+    </w:p>
+    <w:p>
+      <w:pPr>
+        <w:ind w:left="360"/>
+        <w:jc w:val="both"/>
+        <w:rPr>
+          <w:rFonts w:ascii="Bahnschrift" w:hAnsi="Bahnschrift"/>
+          <w:sz w:val="28"/>
+          <w:szCs w:val="28"/>
+        </w:rPr>
+      </w:pPr>
     </w:p>
     <w:sectPr>
       <w:pgSz w:w="11906" w:h="16838"/>
-      <w:pgMar w:top="1134" w:right="850" w:bottom="1134" w:left="1701" w:header="708" w:footer="708" w:gutter="0"/>
+      <w:pgMar w:top="720" w:right="720" w:bottom="720" w:left="720" w:header="708" w:footer="708" w:gutter="0"/>
       <w:cols w:space="708"/>
       <w:docGrid w:linePitch="360"/>
     </w:sectPr>
@@ -1822,9 +3450,9 @@
 <file path=word/numbering.xml><?xml version="1.0" encoding="utf-8"?>
 <w:numbering xmlns:wpc="http://schemas.microsoft.com/office/word/2010/wordprocessingCanvas" xmlns:cx="http://schemas.microsoft.com/office/drawing/2014/chartex" xmlns:cx1="http://schemas.microsoft.com/office/drawing/2015/9/8/chartex" xmlns:cx2="http://schemas.microsoft.com/office/drawing/2015/10/21/chartex" xmlns:cx3="http://schemas.microsoft.com/office/drawing/2016/5/9/chartex" xmlns:cx4="http://schemas.microsoft.com/office/drawing/2016/5/10/chartex" xmlns:cx5="http://schemas.microsoft.com/office/drawing/2016/5/11/chartex" xmlns:cx6="http://schemas.microsoft.com/office/drawing/2016/5/12/chartex" xmlns:cx7="http://schemas.microsoft.com/office/drawing/2016/5/13/chartex" xmlns:cx8="http://schemas.microsoft.com/office/drawing/2016/5/14/chartex" xmlns:mc="http://schemas.openxmlformats.org/markup-compatibility/2006" xmlns:aink="http://schemas.microsoft.com/office/drawing/2016/ink" xmlns:am3d="http://schemas.microsoft.com/office/drawing/2017/model3d" xmlns:o="urn:schemas-microsoft-com:office:office" xmlns:r="http://schemas.openxmlformats.org/officeDocument/2006/relationships" xmlns:m="http://schemas.openxmlformats.org/officeDocument/2006/math" xmlns:v="urn:schemas-microsoft-com:vml" xmlns:wp14="http://schemas.microsoft.com/office/word/2010/wordprocessingDrawing" xmlns:wp="http://schemas.openxmlformats.org/drawingml/2006/wordprocessingDrawing" xmlns:w10="urn:schemas-microsoft-com:office:word" xmlns:w="http://schemas.openxmlformats.org/wordprocessingml/2006/main" xmlns:w14="http://schemas.microsoft.com/office/word/2010/wordml" xmlns:w15="http://schemas.microsoft.com/office/word/2012/wordml" xmlns:w16cex="http://schemas.microsoft.com/office/word/2018/wordml/cex" xmlns:w16cid="http://schemas.microsoft.com/office/word/2016/wordml/cid" xmlns:w16="http://schemas.microsoft.com/office/word/2018/wordml" xmlns:w16sdtdh="http://schemas.microsoft.com/office/word/2020/wordml/sdtdatahash" xmlns:w16se="http://schemas.microsoft.com/office/word/2015/wordml/symex" xmlns:wpg="http://schemas.microsoft.com/office/word/2010/wordprocessingGroup" xmlns:wpi="http://schemas.microsoft.com/office/word/2010/wordprocessingInk" xmlns:wne="http://schemas.microsoft.com/office/word/2006/wordml" xmlns:wps="http://schemas.microsoft.com/office/word/2010/wordprocessingShape" mc:Ignorable="w14 w15 w16se w16cid w16 w16cex w16sdtdh wp14">
   <w:abstractNum w:abstractNumId="0" w15:restartNumberingAfterBreak="0">
-    <w:nsid w:val="3ABF771A"/>
+    <w:nsid w:val="037836B6"/>
     <w:multiLevelType w:val="hybridMultilevel"/>
-    <w:tmpl w:val="C28028E4"/>
+    <w:tmpl w:val="77381A42"/>
     <w:lvl w:ilvl="0" w:tplc="0419000F">
       <w:start w:val="1"/>
       <w:numFmt w:val="decimal"/>
@@ -1908,6 +3536,92 @@
     </w:lvl>
   </w:abstractNum>
   <w:abstractNum w:abstractNumId="1" w15:restartNumberingAfterBreak="0">
+    <w:nsid w:val="3ABF771A"/>
+    <w:multiLevelType w:val="hybridMultilevel"/>
+    <w:tmpl w:val="77381A42"/>
+    <w:lvl w:ilvl="0" w:tplc="0419000F">
+      <w:start w:val="1"/>
+      <w:numFmt w:val="decimal"/>
+      <w:lvlText w:val="%1."/>
+      <w:lvlJc w:val="left"/>
+      <w:pPr>
+        <w:ind w:left="720" w:hanging="360"/>
+      </w:pPr>
+    </w:lvl>
+    <w:lvl w:ilvl="1" w:tplc="04190019">
+      <w:start w:val="1"/>
+      <w:numFmt w:val="lowerLetter"/>
+      <w:lvlText w:val="%2."/>
+      <w:lvlJc w:val="left"/>
+      <w:pPr>
+        <w:ind w:left="1440" w:hanging="360"/>
+      </w:pPr>
+    </w:lvl>
+    <w:lvl w:ilvl="2" w:tplc="0419001B" w:tentative="1">
+      <w:start w:val="1"/>
+      <w:numFmt w:val="lowerRoman"/>
+      <w:lvlText w:val="%3."/>
+      <w:lvlJc w:val="right"/>
+      <w:pPr>
+        <w:ind w:left="2160" w:hanging="180"/>
+      </w:pPr>
+    </w:lvl>
+    <w:lvl w:ilvl="3" w:tplc="0419000F" w:tentative="1">
+      <w:start w:val="1"/>
+      <w:numFmt w:val="decimal"/>
+      <w:lvlText w:val="%4."/>
+      <w:lvlJc w:val="left"/>
+      <w:pPr>
+        <w:ind w:left="2880" w:hanging="360"/>
+      </w:pPr>
+    </w:lvl>
+    <w:lvl w:ilvl="4" w:tplc="04190019" w:tentative="1">
+      <w:start w:val="1"/>
+      <w:numFmt w:val="lowerLetter"/>
+      <w:lvlText w:val="%5."/>
+      <w:lvlJc w:val="left"/>
+      <w:pPr>
+        <w:ind w:left="3600" w:hanging="360"/>
+      </w:pPr>
+    </w:lvl>
+    <w:lvl w:ilvl="5" w:tplc="0419001B" w:tentative="1">
+      <w:start w:val="1"/>
+      <w:numFmt w:val="lowerRoman"/>
+      <w:lvlText w:val="%6."/>
+      <w:lvlJc w:val="right"/>
+      <w:pPr>
+        <w:ind w:left="4320" w:hanging="180"/>
+      </w:pPr>
+    </w:lvl>
+    <w:lvl w:ilvl="6" w:tplc="0419000F" w:tentative="1">
+      <w:start w:val="1"/>
+      <w:numFmt w:val="decimal"/>
+      <w:lvlText w:val="%7."/>
+      <w:lvlJc w:val="left"/>
+      <w:pPr>
+        <w:ind w:left="5040" w:hanging="360"/>
+      </w:pPr>
+    </w:lvl>
+    <w:lvl w:ilvl="7" w:tplc="04190019" w:tentative="1">
+      <w:start w:val="1"/>
+      <w:numFmt w:val="lowerLetter"/>
+      <w:lvlText w:val="%8."/>
+      <w:lvlJc w:val="left"/>
+      <w:pPr>
+        <w:ind w:left="5760" w:hanging="360"/>
+      </w:pPr>
+    </w:lvl>
+    <w:lvl w:ilvl="8" w:tplc="0419001B" w:tentative="1">
+      <w:start w:val="1"/>
+      <w:numFmt w:val="lowerRoman"/>
+      <w:lvlText w:val="%9."/>
+      <w:lvlJc w:val="right"/>
+      <w:pPr>
+        <w:ind w:left="6480" w:hanging="180"/>
+      </w:pPr>
+    </w:lvl>
+  </w:abstractNum>
+  <w:abstractNum w:abstractNumId="2" w15:restartNumberingAfterBreak="0">
     <w:nsid w:val="502F5FD3"/>
     <w:multiLevelType w:val="hybridMultilevel"/>
     <w:tmpl w:val="BC3A9B7A"/>
@@ -2020,10 +3734,218 @@
       </w:rPr>
     </w:lvl>
   </w:abstractNum>
+  <w:abstractNum w:abstractNumId="3" w15:restartNumberingAfterBreak="0">
+    <w:nsid w:val="59F95FF1"/>
+    <w:multiLevelType w:val="hybridMultilevel"/>
+    <w:tmpl w:val="E2D816AE"/>
+    <w:lvl w:ilvl="0" w:tplc="04190001">
+      <w:start w:val="1"/>
+      <w:numFmt w:val="bullet"/>
+      <w:lvlText w:val=""/>
+      <w:lvlJc w:val="left"/>
+      <w:pPr>
+        <w:ind w:left="720" w:hanging="360"/>
+      </w:pPr>
+      <w:rPr>
+        <w:rFonts w:ascii="Symbol" w:hAnsi="Symbol" w:hint="default"/>
+      </w:rPr>
+    </w:lvl>
+    <w:lvl w:ilvl="1" w:tplc="04190003" w:tentative="1">
+      <w:start w:val="1"/>
+      <w:numFmt w:val="bullet"/>
+      <w:lvlText w:val="o"/>
+      <w:lvlJc w:val="left"/>
+      <w:pPr>
+        <w:ind w:left="1440" w:hanging="360"/>
+      </w:pPr>
+      <w:rPr>
+        <w:rFonts w:ascii="Courier New" w:hAnsi="Courier New" w:cs="Courier New" w:hint="default"/>
+      </w:rPr>
+    </w:lvl>
+    <w:lvl w:ilvl="2" w:tplc="04190005" w:tentative="1">
+      <w:start w:val="1"/>
+      <w:numFmt w:val="bullet"/>
+      <w:lvlText w:val=""/>
+      <w:lvlJc w:val="left"/>
+      <w:pPr>
+        <w:ind w:left="2160" w:hanging="360"/>
+      </w:pPr>
+      <w:rPr>
+        <w:rFonts w:ascii="Wingdings" w:hAnsi="Wingdings" w:hint="default"/>
+      </w:rPr>
+    </w:lvl>
+    <w:lvl w:ilvl="3" w:tplc="04190001" w:tentative="1">
+      <w:start w:val="1"/>
+      <w:numFmt w:val="bullet"/>
+      <w:lvlText w:val=""/>
+      <w:lvlJc w:val="left"/>
+      <w:pPr>
+        <w:ind w:left="2880" w:hanging="360"/>
+      </w:pPr>
+      <w:rPr>
+        <w:rFonts w:ascii="Symbol" w:hAnsi="Symbol" w:hint="default"/>
+      </w:rPr>
+    </w:lvl>
+    <w:lvl w:ilvl="4" w:tplc="04190003" w:tentative="1">
+      <w:start w:val="1"/>
+      <w:numFmt w:val="bullet"/>
+      <w:lvlText w:val="o"/>
+      <w:lvlJc w:val="left"/>
+      <w:pPr>
+        <w:ind w:left="3600" w:hanging="360"/>
+      </w:pPr>
+      <w:rPr>
+        <w:rFonts w:ascii="Courier New" w:hAnsi="Courier New" w:cs="Courier New" w:hint="default"/>
+      </w:rPr>
+    </w:lvl>
+    <w:lvl w:ilvl="5" w:tplc="04190005" w:tentative="1">
+      <w:start w:val="1"/>
+      <w:numFmt w:val="bullet"/>
+      <w:lvlText w:val=""/>
+      <w:lvlJc w:val="left"/>
+      <w:pPr>
+        <w:ind w:left="4320" w:hanging="360"/>
+      </w:pPr>
+      <w:rPr>
+        <w:rFonts w:ascii="Wingdings" w:hAnsi="Wingdings" w:hint="default"/>
+      </w:rPr>
+    </w:lvl>
+    <w:lvl w:ilvl="6" w:tplc="04190001" w:tentative="1">
+      <w:start w:val="1"/>
+      <w:numFmt w:val="bullet"/>
+      <w:lvlText w:val=""/>
+      <w:lvlJc w:val="left"/>
+      <w:pPr>
+        <w:ind w:left="5040" w:hanging="360"/>
+      </w:pPr>
+      <w:rPr>
+        <w:rFonts w:ascii="Symbol" w:hAnsi="Symbol" w:hint="default"/>
+      </w:rPr>
+    </w:lvl>
+    <w:lvl w:ilvl="7" w:tplc="04190003" w:tentative="1">
+      <w:start w:val="1"/>
+      <w:numFmt w:val="bullet"/>
+      <w:lvlText w:val="o"/>
+      <w:lvlJc w:val="left"/>
+      <w:pPr>
+        <w:ind w:left="5760" w:hanging="360"/>
+      </w:pPr>
+      <w:rPr>
+        <w:rFonts w:ascii="Courier New" w:hAnsi="Courier New" w:cs="Courier New" w:hint="default"/>
+      </w:rPr>
+    </w:lvl>
+    <w:lvl w:ilvl="8" w:tplc="04190005" w:tentative="1">
+      <w:start w:val="1"/>
+      <w:numFmt w:val="bullet"/>
+      <w:lvlText w:val=""/>
+      <w:lvlJc w:val="left"/>
+      <w:pPr>
+        <w:ind w:left="6480" w:hanging="360"/>
+      </w:pPr>
+      <w:rPr>
+        <w:rFonts w:ascii="Wingdings" w:hAnsi="Wingdings" w:hint="default"/>
+      </w:rPr>
+    </w:lvl>
+  </w:abstractNum>
+  <w:abstractNum w:abstractNumId="4" w15:restartNumberingAfterBreak="0">
+    <w:nsid w:val="7EDA55EB"/>
+    <w:multiLevelType w:val="hybridMultilevel"/>
+    <w:tmpl w:val="C1348264"/>
+    <w:lvl w:ilvl="0" w:tplc="0419000F">
+      <w:start w:val="1"/>
+      <w:numFmt w:val="decimal"/>
+      <w:lvlText w:val="%1."/>
+      <w:lvlJc w:val="left"/>
+      <w:pPr>
+        <w:ind w:left="720" w:hanging="360"/>
+      </w:pPr>
+    </w:lvl>
+    <w:lvl w:ilvl="1" w:tplc="04190019" w:tentative="1">
+      <w:start w:val="1"/>
+      <w:numFmt w:val="lowerLetter"/>
+      <w:lvlText w:val="%2."/>
+      <w:lvlJc w:val="left"/>
+      <w:pPr>
+        <w:ind w:left="1440" w:hanging="360"/>
+      </w:pPr>
+    </w:lvl>
+    <w:lvl w:ilvl="2" w:tplc="0419001B" w:tentative="1">
+      <w:start w:val="1"/>
+      <w:numFmt w:val="lowerRoman"/>
+      <w:lvlText w:val="%3."/>
+      <w:lvlJc w:val="right"/>
+      <w:pPr>
+        <w:ind w:left="2160" w:hanging="180"/>
+      </w:pPr>
+    </w:lvl>
+    <w:lvl w:ilvl="3" w:tplc="0419000F" w:tentative="1">
+      <w:start w:val="1"/>
+      <w:numFmt w:val="decimal"/>
+      <w:lvlText w:val="%4."/>
+      <w:lvlJc w:val="left"/>
+      <w:pPr>
+        <w:ind w:left="2880" w:hanging="360"/>
+      </w:pPr>
+    </w:lvl>
+    <w:lvl w:ilvl="4" w:tplc="04190019" w:tentative="1">
+      <w:start w:val="1"/>
+      <w:numFmt w:val="lowerLetter"/>
+      <w:lvlText w:val="%5."/>
+      <w:lvlJc w:val="left"/>
+      <w:pPr>
+        <w:ind w:left="3600" w:hanging="360"/>
+      </w:pPr>
+    </w:lvl>
+    <w:lvl w:ilvl="5" w:tplc="0419001B" w:tentative="1">
+      <w:start w:val="1"/>
+      <w:numFmt w:val="lowerRoman"/>
+      <w:lvlText w:val="%6."/>
+      <w:lvlJc w:val="right"/>
+      <w:pPr>
+        <w:ind w:left="4320" w:hanging="180"/>
+      </w:pPr>
+    </w:lvl>
+    <w:lvl w:ilvl="6" w:tplc="0419000F" w:tentative="1">
+      <w:start w:val="1"/>
+      <w:numFmt w:val="decimal"/>
+      <w:lvlText w:val="%7."/>
+      <w:lvlJc w:val="left"/>
+      <w:pPr>
+        <w:ind w:left="5040" w:hanging="360"/>
+      </w:pPr>
+    </w:lvl>
+    <w:lvl w:ilvl="7" w:tplc="04190019" w:tentative="1">
+      <w:start w:val="1"/>
+      <w:numFmt w:val="lowerLetter"/>
+      <w:lvlText w:val="%8."/>
+      <w:lvlJc w:val="left"/>
+      <w:pPr>
+        <w:ind w:left="5760" w:hanging="360"/>
+      </w:pPr>
+    </w:lvl>
+    <w:lvl w:ilvl="8" w:tplc="0419001B" w:tentative="1">
+      <w:start w:val="1"/>
+      <w:numFmt w:val="lowerRoman"/>
+      <w:lvlText w:val="%9."/>
+      <w:lvlJc w:val="right"/>
+      <w:pPr>
+        <w:ind w:left="6480" w:hanging="180"/>
+      </w:pPr>
+    </w:lvl>
+  </w:abstractNum>
   <w:num w:numId="1">
+    <w:abstractNumId w:val="2"/>
+  </w:num>
+  <w:num w:numId="2">
     <w:abstractNumId w:val="1"/>
   </w:num>
-  <w:num w:numId="2">
+  <w:num w:numId="3">
+    <w:abstractNumId w:val="3"/>
+  </w:num>
+  <w:num w:numId="4">
+    <w:abstractNumId w:val="4"/>
+  </w:num>
+  <w:num w:numId="5">
     <w:abstractNumId w:val="0"/>
   </w:num>
 </w:numbering>
@@ -2429,6 +4351,7 @@
   <w:style w:type="paragraph" w:default="1" w:styleId="a">
     <w:name w:val="Normal"/>
     <w:qFormat/>
+    <w:rsid w:val="004B4BC6"/>
   </w:style>
   <w:style w:type="paragraph" w:styleId="1">
     <w:name w:val="heading 1"/>

--- a/Documentation/MSLLStructureRU.docx
+++ b/Documentation/MSLLStructureRU.docx
@@ -53,8 +53,9 @@
           <w:szCs w:val="40"/>
           <w:lang w:val="en-US"/>
         </w:rPr>
-        <w:t>By nirinis</w:t>
-      </w:r>
+        <w:t xml:space="preserve">By </w:t>
+      </w:r>
+      <w:proofErr w:type="spellStart"/>
       <w:r>
         <w:rPr>
           <w:rFonts w:ascii="Agency FB" w:hAnsi="Agency FB"/>
@@ -66,24 +67,38 @@
           <w:szCs w:val="40"/>
           <w:lang w:val="en-US"/>
         </w:rPr>
-        <w:br w:type="page"/>
-      </w:r>
-    </w:p>
-    <w:p>
-      <w:pPr>
-        <w:pStyle w:val="1"/>
-        <w:rPr>
-          <w:rFonts w:ascii="Bahnschrift" w:hAnsi="Bahnschrift"/>
+        <w:t>nirinis</w:t>
+      </w:r>
+      <w:proofErr w:type="spellEnd"/>
+      <w:r>
+        <w:rPr>
+          <w:rFonts w:ascii="Agency FB" w:hAnsi="Agency FB"/>
+          <w:b/>
+          <w:bCs/>
+          <w:i/>
+          <w:iCs/>
           <w:sz w:val="40"/>
           <w:szCs w:val="40"/>
-        </w:rPr>
-      </w:pPr>
-      <w:r>
+          <w:lang w:val="en-US"/>
+        </w:rPr>
+        <w:br w:type="page"/>
+      </w:r>
+    </w:p>
+    <w:p>
+      <w:pPr>
+        <w:pStyle w:val="1"/>
         <w:rPr>
           <w:rFonts w:ascii="Bahnschrift" w:hAnsi="Bahnschrift"/>
           <w:sz w:val="40"/>
           <w:szCs w:val="40"/>
         </w:rPr>
+      </w:pPr>
+      <w:r>
+        <w:rPr>
+          <w:rFonts w:ascii="Bahnschrift" w:hAnsi="Bahnschrift"/>
+          <w:sz w:val="40"/>
+          <w:szCs w:val="40"/>
+        </w:rPr>
         <w:lastRenderedPageBreak/>
         <w:t>Зачем</w:t>
       </w:r>
@@ -139,6 +154,7 @@
         </w:rPr>
         <w:t xml:space="preserve">: </w:t>
       </w:r>
+      <w:proofErr w:type="spellStart"/>
       <w:r>
         <w:rPr>
           <w:rFonts w:ascii="Bahnschrift" w:hAnsi="Bahnschrift"/>
@@ -148,6 +164,7 @@
         </w:rPr>
         <w:t>mslmo</w:t>
       </w:r>
+      <w:proofErr w:type="spellEnd"/>
       <w:r>
         <w:rPr>
           <w:rFonts w:ascii="Bahnschrift" w:hAnsi="Bahnschrift"/>
@@ -164,6 +181,7 @@
         </w:rPr>
         <w:t xml:space="preserve">и </w:t>
       </w:r>
+      <w:proofErr w:type="spellStart"/>
       <w:r>
         <w:rPr>
           <w:rFonts w:ascii="Bahnschrift" w:hAnsi="Bahnschrift"/>
@@ -173,6 +191,7 @@
         </w:rPr>
         <w:t>mslco</w:t>
       </w:r>
+      <w:proofErr w:type="spellEnd"/>
       <w:r>
         <w:rPr>
           <w:rFonts w:ascii="Bahnschrift" w:hAnsi="Bahnschrift"/>
@@ -296,15 +315,43 @@
           <w:sz w:val="28"/>
           <w:szCs w:val="28"/>
         </w:rPr>
-        <w:t xml:space="preserve">, разбор синтаксиса и платформонезависимые </w:t>
-      </w:r>
-      <w:r>
-        <w:rPr>
-          <w:rFonts w:ascii="Bahnschrift" w:hAnsi="Bahnschrift"/>
-          <w:sz w:val="28"/>
-          <w:szCs w:val="28"/>
-        </w:rPr>
-        <w:t xml:space="preserve">оптимизизация </w:t>
+        <w:t xml:space="preserve">, разбор синтаксиса и </w:t>
+      </w:r>
+      <w:proofErr w:type="spellStart"/>
+      <w:r>
+        <w:rPr>
+          <w:rFonts w:ascii="Bahnschrift" w:hAnsi="Bahnschrift"/>
+          <w:sz w:val="28"/>
+          <w:szCs w:val="28"/>
+        </w:rPr>
+        <w:t>платформонезависимые</w:t>
+      </w:r>
+      <w:proofErr w:type="spellEnd"/>
+      <w:r>
+        <w:rPr>
+          <w:rFonts w:ascii="Bahnschrift" w:hAnsi="Bahnschrift"/>
+          <w:sz w:val="28"/>
+          <w:szCs w:val="28"/>
+        </w:rPr>
+        <w:t xml:space="preserve"> </w:t>
+      </w:r>
+      <w:proofErr w:type="spellStart"/>
+      <w:r>
+        <w:rPr>
+          <w:rFonts w:ascii="Bahnschrift" w:hAnsi="Bahnschrift"/>
+          <w:sz w:val="28"/>
+          <w:szCs w:val="28"/>
+        </w:rPr>
+        <w:t>оптимизизация</w:t>
+      </w:r>
+      <w:proofErr w:type="spellEnd"/>
+      <w:r>
+        <w:rPr>
+          <w:rFonts w:ascii="Bahnschrift" w:hAnsi="Bahnschrift"/>
+          <w:sz w:val="28"/>
+          <w:szCs w:val="28"/>
+        </w:rPr>
+        <w:t xml:space="preserve"> </w:t>
       </w:r>
       <w:r>
         <w:rPr>
@@ -487,6 +534,7 @@
         </w:rPr>
         <w:t xml:space="preserve"> – это консольное приложение (по крайней мере, в первом обличии), которое на вход принимает путь к </w:t>
       </w:r>
+      <w:proofErr w:type="spellStart"/>
       <w:r>
         <w:rPr>
           <w:rFonts w:ascii="Bahnschrift" w:hAnsi="Bahnschrift"/>
@@ -496,6 +544,7 @@
         </w:rPr>
         <w:t>mslmo</w:t>
       </w:r>
+      <w:proofErr w:type="spellEnd"/>
       <w:r>
         <w:rPr>
           <w:rFonts w:ascii="Bahnschrift" w:hAnsi="Bahnschrift"/>
@@ -504,6 +553,7 @@
         </w:rPr>
         <w:t xml:space="preserve">, версию </w:t>
       </w:r>
+      <w:proofErr w:type="spellStart"/>
       <w:r>
         <w:rPr>
           <w:rFonts w:ascii="Bahnschrift" w:hAnsi="Bahnschrift"/>
@@ -513,6 +563,7 @@
         </w:rPr>
         <w:t>vm</w:t>
       </w:r>
+      <w:proofErr w:type="spellEnd"/>
       <w:r>
         <w:rPr>
           <w:rFonts w:ascii="Bahnschrift" w:hAnsi="Bahnschrift"/>
@@ -552,6 +603,7 @@
         </w:rPr>
         <w:t xml:space="preserve">Обрабатываем файл </w:t>
       </w:r>
+      <w:proofErr w:type="spellStart"/>
       <w:r>
         <w:rPr>
           <w:rFonts w:ascii="Bahnschrift" w:hAnsi="Bahnschrift"/>
@@ -561,6 +613,7 @@
         </w:rPr>
         <w:t>mslmo</w:t>
       </w:r>
+      <w:proofErr w:type="spellEnd"/>
       <w:r>
         <w:rPr>
           <w:rFonts w:ascii="Bahnschrift" w:hAnsi="Bahnschrift"/>
@@ -730,6 +783,7 @@
         </w:rPr>
         <w:t xml:space="preserve">Строим массив </w:t>
       </w:r>
+      <w:proofErr w:type="spellStart"/>
       <w:r>
         <w:rPr>
           <w:rFonts w:ascii="Bahnschrift" w:hAnsi="Bahnschrift"/>
@@ -739,6 +793,7 @@
         </w:rPr>
         <w:t>ByteCommand</w:t>
       </w:r>
+      <w:proofErr w:type="spellEnd"/>
       <w:r>
         <w:rPr>
           <w:rFonts w:ascii="Bahnschrift" w:hAnsi="Bahnschrift"/>
@@ -787,6 +842,7 @@
         </w:rPr>
         <w:t xml:space="preserve">Исходя из версии </w:t>
       </w:r>
+      <w:proofErr w:type="spellStart"/>
       <w:r>
         <w:rPr>
           <w:rFonts w:ascii="Bahnschrift" w:hAnsi="Bahnschrift"/>
@@ -796,6 +852,7 @@
         </w:rPr>
         <w:t>vm</w:t>
       </w:r>
+      <w:proofErr w:type="spellEnd"/>
       <w:r>
         <w:rPr>
           <w:rFonts w:ascii="Bahnschrift" w:hAnsi="Bahnschrift"/>
@@ -804,6 +861,7 @@
         </w:rPr>
         <w:t xml:space="preserve">, например, </w:t>
       </w:r>
+      <w:proofErr w:type="spellStart"/>
       <w:r>
         <w:rPr>
           <w:rFonts w:ascii="Bahnschrift" w:hAnsi="Bahnschrift"/>
@@ -813,6 +871,7 @@
         </w:rPr>
         <w:t>mslvm</w:t>
       </w:r>
+      <w:proofErr w:type="spellEnd"/>
       <w:r>
         <w:rPr>
           <w:rFonts w:ascii="Bahnschrift" w:hAnsi="Bahnschrift"/>
@@ -845,6 +904,7 @@
         </w:rPr>
         <w:t xml:space="preserve">обработки массива </w:t>
       </w:r>
+      <w:proofErr w:type="spellStart"/>
       <w:r>
         <w:rPr>
           <w:rFonts w:ascii="Bahnschrift" w:hAnsi="Bahnschrift"/>
@@ -854,6 +914,7 @@
         </w:rPr>
         <w:t>ByteCommand</w:t>
       </w:r>
+      <w:proofErr w:type="spellEnd"/>
       <w:r>
         <w:rPr>
           <w:rFonts w:ascii="Bahnschrift" w:hAnsi="Bahnschrift"/>
@@ -883,7 +944,25 @@
           <w:sz w:val="28"/>
           <w:szCs w:val="28"/>
         </w:rPr>
-        <w:t>Код храним в ОЗУ, а не сохраняем в ПЗУ ради экономии, так как может понадобиться постпроцессинг.</w:t>
+        <w:t xml:space="preserve">Код храним в ОЗУ, а не сохраняем в ПЗУ ради экономии, так как может понадобиться </w:t>
+      </w:r>
+      <w:proofErr w:type="spellStart"/>
+      <w:r>
+        <w:rPr>
+          <w:rFonts w:ascii="Bahnschrift" w:hAnsi="Bahnschrift"/>
+          <w:sz w:val="28"/>
+          <w:szCs w:val="28"/>
+        </w:rPr>
+        <w:t>постпроцессинг</w:t>
+      </w:r>
+      <w:proofErr w:type="spellEnd"/>
+      <w:r>
+        <w:rPr>
+          <w:rFonts w:ascii="Bahnschrift" w:hAnsi="Bahnschrift"/>
+          <w:sz w:val="28"/>
+          <w:szCs w:val="28"/>
+        </w:rPr>
+        <w:t>.</w:t>
       </w:r>
     </w:p>
     <w:p>
@@ -940,6 +1019,7 @@
         </w:rPr>
         <w:t xml:space="preserve"> </w:t>
       </w:r>
+      <w:proofErr w:type="spellStart"/>
       <w:r>
         <w:rPr>
           <w:rFonts w:ascii="Bahnschrift" w:hAnsi="Bahnschrift"/>
@@ -949,6 +1029,7 @@
         </w:rPr>
         <w:t>msle</w:t>
       </w:r>
+      <w:proofErr w:type="spellEnd"/>
       <w:r>
         <w:rPr>
           <w:rFonts w:ascii="Bahnschrift" w:hAnsi="Bahnschrift"/>
@@ -1053,6 +1134,7 @@
           <w:szCs w:val="28"/>
         </w:rPr>
       </w:pPr>
+      <w:proofErr w:type="spellStart"/>
       <w:r>
         <w:rPr>
           <w:rFonts w:ascii="Bahnschrift" w:hAnsi="Bahnschrift"/>
@@ -1062,6 +1144,7 @@
         </w:rPr>
         <w:t>VMVersion</w:t>
       </w:r>
+      <w:proofErr w:type="spellEnd"/>
       <w:r>
         <w:rPr>
           <w:rFonts w:ascii="Bahnschrift" w:hAnsi="Bahnschrift"/>
@@ -1117,14 +1200,25 @@
           <w:szCs w:val="28"/>
         </w:rPr>
       </w:pPr>
-      <w:r>
-        <w:rPr>
-          <w:rFonts w:ascii="Bahnschrift" w:hAnsi="Bahnschrift"/>
-          <w:sz w:val="28"/>
-          <w:szCs w:val="28"/>
-          <w:lang w:val="en-US"/>
-        </w:rPr>
-        <w:t xml:space="preserve">DataSection – </w:t>
+      <w:proofErr w:type="spellStart"/>
+      <w:r>
+        <w:rPr>
+          <w:rFonts w:ascii="Bahnschrift" w:hAnsi="Bahnschrift"/>
+          <w:sz w:val="28"/>
+          <w:szCs w:val="28"/>
+          <w:lang w:val="en-US"/>
+        </w:rPr>
+        <w:t>DataSection</w:t>
+      </w:r>
+      <w:proofErr w:type="spellEnd"/>
+      <w:r>
+        <w:rPr>
+          <w:rFonts w:ascii="Bahnschrift" w:hAnsi="Bahnschrift"/>
+          <w:sz w:val="28"/>
+          <w:szCs w:val="28"/>
+          <w:lang w:val="en-US"/>
+        </w:rPr>
+        <w:t xml:space="preserve"> – </w:t>
       </w:r>
       <w:r>
         <w:rPr>
@@ -1234,6 +1328,7 @@
           <w:szCs w:val="28"/>
         </w:rPr>
       </w:pPr>
+      <w:proofErr w:type="spellStart"/>
       <w:r>
         <w:rPr>
           <w:rFonts w:ascii="Bahnschrift" w:hAnsi="Bahnschrift"/>
@@ -1243,6 +1338,7 @@
         </w:rPr>
         <w:t>CodeSection</w:t>
       </w:r>
+      <w:proofErr w:type="spellEnd"/>
       <w:r>
         <w:rPr>
           <w:rFonts w:ascii="Bahnschrift" w:hAnsi="Bahnschrift"/>
@@ -1278,6 +1374,7 @@
         </w:rPr>
         <w:t xml:space="preserve"> формат команд разный, каждая </w:t>
       </w:r>
+      <w:proofErr w:type="spellStart"/>
       <w:r>
         <w:rPr>
           <w:rFonts w:ascii="Bahnschrift" w:hAnsi="Bahnschrift"/>
@@ -1287,6 +1384,7 @@
         </w:rPr>
         <w:t>vm</w:t>
       </w:r>
+      <w:proofErr w:type="spellEnd"/>
       <w:r>
         <w:rPr>
           <w:rFonts w:ascii="Bahnschrift" w:hAnsi="Bahnschrift"/>
@@ -1318,6 +1416,7 @@
         </w:rPr>
         <w:t xml:space="preserve">Потом идёт запуск </w:t>
       </w:r>
+      <w:proofErr w:type="spellStart"/>
       <w:r>
         <w:rPr>
           <w:rFonts w:ascii="Bahnschrift" w:hAnsi="Bahnschrift"/>
@@ -1327,6 +1426,7 @@
         </w:rPr>
         <w:t>vm</w:t>
       </w:r>
+      <w:proofErr w:type="spellEnd"/>
       <w:r>
         <w:rPr>
           <w:rFonts w:ascii="Bahnschrift" w:hAnsi="Bahnschrift"/>
@@ -1341,7 +1441,25 @@
           <w:sz w:val="28"/>
           <w:szCs w:val="28"/>
         </w:rPr>
-        <w:t>загружает данные и испольняет.</w:t>
+        <w:t xml:space="preserve">загружает данные и </w:t>
+      </w:r>
+      <w:proofErr w:type="spellStart"/>
+      <w:r>
+        <w:rPr>
+          <w:rFonts w:ascii="Bahnschrift" w:hAnsi="Bahnschrift"/>
+          <w:sz w:val="28"/>
+          <w:szCs w:val="28"/>
+        </w:rPr>
+        <w:t>испольняет</w:t>
+      </w:r>
+      <w:proofErr w:type="spellEnd"/>
+      <w:r>
+        <w:rPr>
+          <w:rFonts w:ascii="Bahnschrift" w:hAnsi="Bahnschrift"/>
+          <w:sz w:val="28"/>
+          <w:szCs w:val="28"/>
+        </w:rPr>
+        <w:t>.</w:t>
       </w:r>
     </w:p>
     <w:p>
@@ -1398,6 +1516,7 @@
         </w:rPr>
         <w:t xml:space="preserve"> Придётся в </w:t>
       </w:r>
+      <w:proofErr w:type="spellStart"/>
       <w:r>
         <w:rPr>
           <w:rFonts w:ascii="Bahnschrift" w:hAnsi="Bahnschrift"/>
@@ -1407,6 +1526,7 @@
         </w:rPr>
         <w:t>vm</w:t>
       </w:r>
+      <w:proofErr w:type="spellEnd"/>
       <w:r>
         <w:rPr>
           <w:rFonts w:ascii="Bahnschrift" w:hAnsi="Bahnschrift"/>
@@ -1540,6 +1660,7 @@
         </w:rPr>
         <w:t xml:space="preserve">секция может быть любых размеров, то придётся создать систему </w:t>
       </w:r>
+      <w:proofErr w:type="spellStart"/>
       <w:r>
         <w:rPr>
           <w:rFonts w:ascii="Bahnschrift" w:hAnsi="Bahnschrift"/>
@@ -1549,13 +1670,32 @@
         </w:rPr>
         <w:t>VMConfig</w:t>
       </w:r>
-      <w:r>
-        <w:rPr>
-          <w:rFonts w:ascii="Bahnschrift" w:hAnsi="Bahnschrift"/>
-          <w:sz w:val="28"/>
-          <w:szCs w:val="28"/>
-        </w:rPr>
-        <w:t xml:space="preserve">, которая позволит сохранять границы адресов и тд, которые будут использоваться в проверках, например, в </w:t>
+      <w:proofErr w:type="spellEnd"/>
+      <w:r>
+        <w:rPr>
+          <w:rFonts w:ascii="Bahnschrift" w:hAnsi="Bahnschrift"/>
+          <w:sz w:val="28"/>
+          <w:szCs w:val="28"/>
+        </w:rPr>
+        <w:t xml:space="preserve">, которая позволит сохранять границы адресов и </w:t>
+      </w:r>
+      <w:proofErr w:type="spellStart"/>
+      <w:r>
+        <w:rPr>
+          <w:rFonts w:ascii="Bahnschrift" w:hAnsi="Bahnschrift"/>
+          <w:sz w:val="28"/>
+          <w:szCs w:val="28"/>
+        </w:rPr>
+        <w:t>тд</w:t>
+      </w:r>
+      <w:proofErr w:type="spellEnd"/>
+      <w:r>
+        <w:rPr>
+          <w:rFonts w:ascii="Bahnschrift" w:hAnsi="Bahnschrift"/>
+          <w:sz w:val="28"/>
+          <w:szCs w:val="28"/>
+        </w:rPr>
+        <w:t xml:space="preserve">, которые будут использоваться в проверках, например, в </w:t>
       </w:r>
       <w:r>
         <w:rPr>
@@ -1720,6 +1860,7 @@
         </w:rPr>
         <w:t xml:space="preserve"> просто написать имя линкера в </w:t>
       </w:r>
+      <w:proofErr w:type="spellStart"/>
       <w:r>
         <w:rPr>
           <w:rFonts w:ascii="Bahnschrift" w:hAnsi="Bahnschrift"/>
@@ -1729,6 +1870,7 @@
         </w:rPr>
         <w:t>cmd</w:t>
       </w:r>
+      <w:proofErr w:type="spellEnd"/>
       <w:r>
         <w:rPr>
           <w:rFonts w:ascii="Bahnschrift" w:hAnsi="Bahnschrift"/>
@@ -1822,6 +1964,7 @@
         </w:rPr>
         <w:t>&gt;</w:t>
       </w:r>
+      <w:proofErr w:type="spellStart"/>
       <w:r>
         <w:rPr>
           <w:rFonts w:ascii="Bahnschrift" w:hAnsi="Bahnschrift"/>
@@ -1831,6 +1974,7 @@
         </w:rPr>
         <w:t>msll</w:t>
       </w:r>
+      <w:proofErr w:type="spellEnd"/>
       <w:r>
         <w:rPr>
           <w:rFonts w:ascii="Bahnschrift" w:hAnsi="Bahnschrift"/>
@@ -1865,8 +2009,19 @@
           <w:szCs w:val="28"/>
           <w:lang w:val="en-US"/>
         </w:rPr>
-        <w:t>Enter path to MO file:_</w:t>
-      </w:r>
+        <w:t xml:space="preserve">Enter path to MO </w:t>
+      </w:r>
+      <w:proofErr w:type="gramStart"/>
+      <w:r>
+        <w:rPr>
+          <w:rFonts w:ascii="Bahnschrift" w:hAnsi="Bahnschrift"/>
+          <w:sz w:val="28"/>
+          <w:szCs w:val="28"/>
+          <w:lang w:val="en-US"/>
+        </w:rPr>
+        <w:t>file:_</w:t>
+      </w:r>
+      <w:proofErr w:type="gramEnd"/>
       <w:r>
         <w:rPr>
           <w:rFonts w:ascii="Bahnschrift" w:hAnsi="Bahnschrift"/>
@@ -1942,6 +2097,7 @@
           <w:lang w:val="en-US"/>
         </w:rPr>
       </w:pPr>
+      <w:proofErr w:type="gramStart"/>
       <w:r>
         <w:rPr>
           <w:rFonts w:ascii="Bahnschrift" w:hAnsi="Bahnschrift"/>
@@ -1951,6 +2107,7 @@
         </w:rPr>
         <w:t>:_</w:t>
       </w:r>
+      <w:proofErr w:type="gramEnd"/>
       <w:r>
         <w:rPr>
           <w:rFonts w:ascii="Bahnschrift" w:hAnsi="Bahnschrift"/>
@@ -2023,8 +2180,18 @@
           <w:lang w:val="en-US"/>
         </w:rPr>
         <w:br/>
+      </w:r>
+      <w:proofErr w:type="spellStart"/>
+      <w:r>
+        <w:rPr>
+          <w:rFonts w:ascii="Bahnschrift" w:hAnsi="Bahnschrift"/>
+          <w:sz w:val="28"/>
+          <w:szCs w:val="28"/>
+          <w:lang w:val="en-US"/>
+        </w:rPr>
         <w:t>Deserializated</w:t>
       </w:r>
+      <w:proofErr w:type="spellEnd"/>
     </w:p>
     <w:p>
       <w:pPr>
@@ -2161,7 +2328,38 @@
           <w:szCs w:val="28"/>
           <w:lang w:val="en-US"/>
         </w:rPr>
-        <w:t>msll.exe “C;\Objects\first.mslmo”</w:t>
+        <w:t>msll.exe “</w:t>
+      </w:r>
+      <w:proofErr w:type="gramStart"/>
+      <w:r>
+        <w:rPr>
+          <w:rFonts w:ascii="Bahnschrift" w:hAnsi="Bahnschrift"/>
+          <w:sz w:val="28"/>
+          <w:szCs w:val="28"/>
+          <w:lang w:val="en-US"/>
+        </w:rPr>
+        <w:t>C;\Objects\</w:t>
+      </w:r>
+      <w:proofErr w:type="spellStart"/>
+      <w:r>
+        <w:rPr>
+          <w:rFonts w:ascii="Bahnschrift" w:hAnsi="Bahnschrift"/>
+          <w:sz w:val="28"/>
+          <w:szCs w:val="28"/>
+          <w:lang w:val="en-US"/>
+        </w:rPr>
+        <w:t>first.mslmo</w:t>
+      </w:r>
+      <w:proofErr w:type="spellEnd"/>
+      <w:proofErr w:type="gramEnd"/>
+      <w:r>
+        <w:rPr>
+          <w:rFonts w:ascii="Bahnschrift" w:hAnsi="Bahnschrift"/>
+          <w:sz w:val="28"/>
+          <w:szCs w:val="28"/>
+          <w:lang w:val="en-US"/>
+        </w:rPr>
+        <w:t>”</w:t>
       </w:r>
       <w:r>
         <w:rPr>
@@ -2245,8 +2443,18 @@
           <w:lang w:val="en-US"/>
         </w:rPr>
         <w:br/>
+      </w:r>
+      <w:proofErr w:type="spellStart"/>
+      <w:r>
+        <w:rPr>
+          <w:rFonts w:ascii="Bahnschrift" w:hAnsi="Bahnschrift"/>
+          <w:sz w:val="28"/>
+          <w:szCs w:val="28"/>
+          <w:lang w:val="en-US"/>
+        </w:rPr>
         <w:t>Deserializated</w:t>
       </w:r>
+      <w:proofErr w:type="spellEnd"/>
     </w:p>
     <w:p>
       <w:pPr>
@@ -2372,9 +2580,9 @@
           <w:rFonts w:ascii="Bahnschrift" w:hAnsi="Bahnschrift"/>
           <w:sz w:val="40"/>
           <w:szCs w:val="40"/>
-          <w:lang w:val="en-US"/>
-        </w:rPr>
-      </w:pPr>
+        </w:rPr>
+      </w:pPr>
+      <w:proofErr w:type="spellStart"/>
       <w:r>
         <w:rPr>
           <w:rFonts w:ascii="Bahnschrift" w:hAnsi="Bahnschrift"/>
@@ -2382,43 +2590,72 @@
           <w:szCs w:val="40"/>
         </w:rPr>
         <w:lastRenderedPageBreak/>
-        <w:t>Пайплайн линковки</w:t>
-      </w:r>
-    </w:p>
-    <w:p>
-      <w:pPr>
-        <w:rPr>
-          <w:rFonts w:ascii="Bahnschrift" w:hAnsi="Bahnschrift"/>
-          <w:sz w:val="28"/>
-          <w:szCs w:val="28"/>
-        </w:rPr>
-      </w:pPr>
-      <w:r>
-        <w:rPr>
-          <w:rFonts w:ascii="Bahnschrift" w:hAnsi="Bahnschrift"/>
-          <w:sz w:val="28"/>
-          <w:szCs w:val="28"/>
-        </w:rPr>
-        <w:t>Перед тем, как начать полноценно писать код, следует составить пайплайн линковки.</w:t>
-      </w:r>
-    </w:p>
-    <w:p>
-      <w:pPr>
-        <w:rPr>
-          <w:rFonts w:ascii="Bahnschrift" w:hAnsi="Bahnschrift"/>
-          <w:sz w:val="28"/>
-          <w:szCs w:val="28"/>
-          <w:lang w:val="en-US"/>
-        </w:rPr>
-      </w:pPr>
-      <w:r>
-        <w:rPr>
-          <w:rFonts w:ascii="Bahnschrift" w:hAnsi="Bahnschrift"/>
-          <w:sz w:val="28"/>
-          <w:szCs w:val="28"/>
-        </w:rPr>
         <w:t>Пайплайн</w:t>
       </w:r>
+      <w:proofErr w:type="spellEnd"/>
+      <w:r>
+        <w:rPr>
+          <w:rFonts w:ascii="Bahnschrift" w:hAnsi="Bahnschrift"/>
+          <w:sz w:val="40"/>
+          <w:szCs w:val="40"/>
+        </w:rPr>
+        <w:t xml:space="preserve"> линковки</w:t>
+      </w:r>
+    </w:p>
+    <w:p>
+      <w:pPr>
+        <w:rPr>
+          <w:rFonts w:ascii="Bahnschrift" w:hAnsi="Bahnschrift"/>
+          <w:sz w:val="28"/>
+          <w:szCs w:val="28"/>
+        </w:rPr>
+      </w:pPr>
+      <w:r>
+        <w:rPr>
+          <w:rFonts w:ascii="Bahnschrift" w:hAnsi="Bahnschrift"/>
+          <w:sz w:val="28"/>
+          <w:szCs w:val="28"/>
+        </w:rPr>
+        <w:t xml:space="preserve">Перед тем, как начать полноценно писать код, следует составить </w:t>
+      </w:r>
+      <w:proofErr w:type="spellStart"/>
+      <w:r>
+        <w:rPr>
+          <w:rFonts w:ascii="Bahnschrift" w:hAnsi="Bahnschrift"/>
+          <w:sz w:val="28"/>
+          <w:szCs w:val="28"/>
+        </w:rPr>
+        <w:t>пайплайн</w:t>
+      </w:r>
+      <w:proofErr w:type="spellEnd"/>
+      <w:r>
+        <w:rPr>
+          <w:rFonts w:ascii="Bahnschrift" w:hAnsi="Bahnschrift"/>
+          <w:sz w:val="28"/>
+          <w:szCs w:val="28"/>
+        </w:rPr>
+        <w:t xml:space="preserve"> линковки.</w:t>
+      </w:r>
+    </w:p>
+    <w:p>
+      <w:pPr>
+        <w:rPr>
+          <w:rFonts w:ascii="Bahnschrift" w:hAnsi="Bahnschrift"/>
+          <w:sz w:val="28"/>
+          <w:szCs w:val="28"/>
+          <w:lang w:val="en-US"/>
+        </w:rPr>
+      </w:pPr>
+      <w:proofErr w:type="spellStart"/>
+      <w:r>
+        <w:rPr>
+          <w:rFonts w:ascii="Bahnschrift" w:hAnsi="Bahnschrift"/>
+          <w:sz w:val="28"/>
+          <w:szCs w:val="28"/>
+        </w:rPr>
+        <w:t>Пайплайн</w:t>
+      </w:r>
+      <w:proofErr w:type="spellEnd"/>
       <w:r>
         <w:rPr>
           <w:rFonts w:ascii="Bahnschrift" w:hAnsi="Bahnschrift"/>
@@ -2458,6 +2695,7 @@
         </w:rPr>
         <w:t xml:space="preserve"> </w:t>
       </w:r>
+      <w:proofErr w:type="spellStart"/>
       <w:r>
         <w:rPr>
           <w:rFonts w:ascii="Bahnschrift" w:hAnsi="Bahnschrift"/>
@@ -2467,6 +2705,7 @@
         </w:rPr>
         <w:t>mslmo</w:t>
       </w:r>
+      <w:proofErr w:type="spellEnd"/>
     </w:p>
     <w:p>
       <w:pPr>
@@ -2511,6 +2750,7 @@
         </w:rPr>
         <w:t xml:space="preserve">Запускаем транслятор, передавая туда состояние линковки, путь к директории с файлами (для поиска </w:t>
       </w:r>
+      <w:proofErr w:type="spellStart"/>
       <w:r>
         <w:rPr>
           <w:rFonts w:ascii="Bahnschrift" w:hAnsi="Bahnschrift"/>
@@ -2520,13 +2760,50 @@
         </w:rPr>
         <w:t>mslco</w:t>
       </w:r>
-      <w:r>
-        <w:rPr>
-          <w:rFonts w:ascii="Bahnschrift" w:hAnsi="Bahnschrift"/>
-          <w:sz w:val="28"/>
-          <w:szCs w:val="28"/>
-        </w:rPr>
-        <w:t>), экземляр десериализатора.</w:t>
+      <w:proofErr w:type="spellEnd"/>
+      <w:r>
+        <w:rPr>
+          <w:rFonts w:ascii="Bahnschrift" w:hAnsi="Bahnschrift"/>
+          <w:sz w:val="28"/>
+          <w:szCs w:val="28"/>
+        </w:rPr>
+        <w:t xml:space="preserve">), </w:t>
+      </w:r>
+      <w:proofErr w:type="spellStart"/>
+      <w:r>
+        <w:rPr>
+          <w:rFonts w:ascii="Bahnschrift" w:hAnsi="Bahnschrift"/>
+          <w:sz w:val="28"/>
+          <w:szCs w:val="28"/>
+        </w:rPr>
+        <w:t>экземляр</w:t>
+      </w:r>
+      <w:proofErr w:type="spellEnd"/>
+      <w:r>
+        <w:rPr>
+          <w:rFonts w:ascii="Bahnschrift" w:hAnsi="Bahnschrift"/>
+          <w:sz w:val="28"/>
+          <w:szCs w:val="28"/>
+        </w:rPr>
+        <w:t xml:space="preserve"> </w:t>
+      </w:r>
+      <w:proofErr w:type="spellStart"/>
+      <w:r>
+        <w:rPr>
+          <w:rFonts w:ascii="Bahnschrift" w:hAnsi="Bahnschrift"/>
+          <w:sz w:val="28"/>
+          <w:szCs w:val="28"/>
+        </w:rPr>
+        <w:t>десериализатора</w:t>
+      </w:r>
+      <w:proofErr w:type="spellEnd"/>
+      <w:r>
+        <w:rPr>
+          <w:rFonts w:ascii="Bahnschrift" w:hAnsi="Bahnschrift"/>
+          <w:sz w:val="28"/>
+          <w:szCs w:val="28"/>
+        </w:rPr>
+        <w:t>.</w:t>
       </w:r>
     </w:p>
     <w:p>
@@ -2550,6 +2827,7 @@
         </w:rPr>
         <w:t xml:space="preserve">Создаём структуру </w:t>
       </w:r>
+      <w:proofErr w:type="spellStart"/>
       <w:r>
         <w:rPr>
           <w:rFonts w:ascii="Bahnschrift" w:hAnsi="Bahnschrift"/>
@@ -2559,6 +2837,7 @@
         </w:rPr>
         <w:t>ExecutionData</w:t>
       </w:r>
+      <w:proofErr w:type="spellEnd"/>
       <w:r>
         <w:rPr>
           <w:rFonts w:ascii="Bahnschrift" w:hAnsi="Bahnschrift"/>
@@ -2697,6 +2976,7 @@
         </w:rPr>
         <w:t xml:space="preserve">в </w:t>
       </w:r>
+      <w:proofErr w:type="spellStart"/>
       <w:r>
         <w:rPr>
           <w:rFonts w:ascii="Bahnschrift" w:hAnsi="Bahnschrift"/>
@@ -2706,6 +2986,7 @@
         </w:rPr>
         <w:t>ExecutionData</w:t>
       </w:r>
+      <w:proofErr w:type="spellEnd"/>
       <w:r>
         <w:rPr>
           <w:rFonts w:ascii="Bahnschrift" w:hAnsi="Bahnschrift"/>
@@ -2885,24 +3166,103 @@
           <w:sz w:val="28"/>
           <w:szCs w:val="28"/>
         </w:rPr>
-        <w:t xml:space="preserve"> смещение в байткоде – символ. Во время трансляции байткода транслятор будет проверять </w:t>
-      </w:r>
-      <w:r>
-        <w:rPr>
-          <w:rFonts w:ascii="Bahnschrift" w:hAnsi="Bahnschrift"/>
-          <w:sz w:val="28"/>
-          <w:szCs w:val="28"/>
-          <w:lang w:val="en-US"/>
-        </w:rPr>
-        <w:t>ip</w:t>
-      </w:r>
-      <w:r>
-        <w:rPr>
-          <w:rFonts w:ascii="Bahnschrift" w:hAnsi="Bahnschrift"/>
-          <w:sz w:val="28"/>
-          <w:szCs w:val="28"/>
-        </w:rPr>
-        <w:t xml:space="preserve"> команды, если есть в таблице – сверяем обрабатываемые файлы/модули. Помечаем символ как </w:t>
+        <w:t xml:space="preserve"> смещение в </w:t>
+      </w:r>
+      <w:proofErr w:type="spellStart"/>
+      <w:r>
+        <w:rPr>
+          <w:rFonts w:ascii="Bahnschrift" w:hAnsi="Bahnschrift"/>
+          <w:sz w:val="28"/>
+          <w:szCs w:val="28"/>
+        </w:rPr>
+        <w:t>байткоде</w:t>
+      </w:r>
+      <w:proofErr w:type="spellEnd"/>
+      <w:r>
+        <w:rPr>
+          <w:rFonts w:ascii="Bahnschrift" w:hAnsi="Bahnschrift"/>
+          <w:sz w:val="28"/>
+          <w:szCs w:val="28"/>
+        </w:rPr>
+        <w:t xml:space="preserve"> – символ. Во время трансляции </w:t>
+      </w:r>
+      <w:proofErr w:type="spellStart"/>
+      <w:r>
+        <w:rPr>
+          <w:rFonts w:ascii="Bahnschrift" w:hAnsi="Bahnschrift"/>
+          <w:sz w:val="28"/>
+          <w:szCs w:val="28"/>
+        </w:rPr>
+        <w:t>байткода</w:t>
+      </w:r>
+      <w:proofErr w:type="spellEnd"/>
+      <w:r>
+        <w:rPr>
+          <w:rFonts w:ascii="Bahnschrift" w:hAnsi="Bahnschrift"/>
+          <w:sz w:val="28"/>
+          <w:szCs w:val="28"/>
+        </w:rPr>
+        <w:t xml:space="preserve"> транслятор будет проверять команды, если </w:t>
+      </w:r>
+      <w:proofErr w:type="spellStart"/>
+      <w:r>
+        <w:rPr>
+          <w:rFonts w:ascii="Bahnschrift" w:hAnsi="Bahnschrift"/>
+          <w:sz w:val="28"/>
+          <w:szCs w:val="28"/>
+        </w:rPr>
+        <w:t>выстречается</w:t>
+      </w:r>
+      <w:proofErr w:type="spellEnd"/>
+      <w:r>
+        <w:rPr>
+          <w:rFonts w:ascii="Bahnschrift" w:hAnsi="Bahnschrift"/>
+          <w:sz w:val="28"/>
+          <w:szCs w:val="28"/>
+        </w:rPr>
+        <w:t xml:space="preserve"> </w:t>
+      </w:r>
+      <w:r>
+        <w:rPr>
+          <w:rFonts w:ascii="Bahnschrift" w:hAnsi="Bahnschrift"/>
+          <w:sz w:val="28"/>
+          <w:szCs w:val="28"/>
+          <w:lang w:val="en-US"/>
+        </w:rPr>
+        <w:t>SYMBOL</w:t>
+      </w:r>
+      <w:r>
+        <w:rPr>
+          <w:rFonts w:ascii="Bahnschrift" w:hAnsi="Bahnschrift"/>
+          <w:sz w:val="28"/>
+          <w:szCs w:val="28"/>
+        </w:rPr>
+        <w:t>_</w:t>
+      </w:r>
+      <w:r>
+        <w:rPr>
+          <w:rFonts w:ascii="Bahnschrift" w:hAnsi="Bahnschrift"/>
+          <w:sz w:val="28"/>
+          <w:szCs w:val="28"/>
+          <w:lang w:val="en-US"/>
+        </w:rPr>
+        <w:t>LABEL</w:t>
+      </w:r>
+      <w:r>
+        <w:rPr>
+          <w:rFonts w:ascii="Bahnschrift" w:hAnsi="Bahnschrift"/>
+          <w:sz w:val="28"/>
+          <w:szCs w:val="28"/>
+        </w:rPr>
+        <w:t xml:space="preserve"> и аргумент-идентификатор </w:t>
+      </w:r>
+      <w:r>
+        <w:rPr>
+          <w:rFonts w:ascii="Bahnschrift" w:hAnsi="Bahnschrift"/>
+          <w:sz w:val="28"/>
+          <w:szCs w:val="28"/>
+        </w:rPr>
+        <w:t xml:space="preserve">есть в таблице – сверяем обрабатываемые файлы/модули. Помечаем символ как </w:t>
       </w:r>
       <w:r>
         <w:rPr>
@@ -3176,6 +3536,7 @@
         </w:rPr>
         <w:t xml:space="preserve">индексов и склеивания путей обрабатываем все </w:t>
       </w:r>
+      <w:proofErr w:type="spellStart"/>
       <w:r>
         <w:rPr>
           <w:rFonts w:ascii="Bahnschrift" w:hAnsi="Bahnschrift"/>
@@ -3185,6 +3546,7 @@
         </w:rPr>
         <w:t>mslco</w:t>
       </w:r>
+      <w:proofErr w:type="spellEnd"/>
       <w:r>
         <w:rPr>
           <w:rFonts w:ascii="Bahnschrift" w:hAnsi="Bahnschrift"/>
@@ -3210,6 +3572,7 @@
         </w:rPr>
         <w:t xml:space="preserve"> команда загружается в </w:t>
       </w:r>
+      <w:proofErr w:type="gramStart"/>
       <w:r>
         <w:rPr>
           <w:rFonts w:ascii="Bahnschrift" w:hAnsi="Bahnschrift"/>
@@ -3227,6 +3590,7 @@
         </w:rPr>
         <w:t>::</w:t>
       </w:r>
+      <w:proofErr w:type="gramEnd"/>
       <w:r>
         <w:rPr>
           <w:rFonts w:ascii="Bahnschrift" w:hAnsi="Bahnschrift"/>
@@ -3244,6 +3608,7 @@
         </w:rPr>
         <w:t xml:space="preserve">. После обработки всех команд вся информация копируется в байтовый массив </w:t>
       </w:r>
+      <w:proofErr w:type="spellStart"/>
       <w:r>
         <w:rPr>
           <w:rFonts w:ascii="Bahnschrift" w:hAnsi="Bahnschrift"/>
@@ -3253,6 +3618,7 @@
         </w:rPr>
         <w:t>ExecutionData</w:t>
       </w:r>
+      <w:proofErr w:type="spellEnd"/>
       <w:r>
         <w:rPr>
           <w:rFonts w:ascii="Bahnschrift" w:hAnsi="Bahnschrift"/>
@@ -3308,6 +3674,7 @@
         </w:rPr>
         <w:t xml:space="preserve"> </w:t>
       </w:r>
+      <w:proofErr w:type="spellStart"/>
       <w:r>
         <w:rPr>
           <w:rFonts w:ascii="Bahnschrift" w:hAnsi="Bahnschrift"/>
@@ -3317,6 +3684,7 @@
         </w:rPr>
         <w:t>msli</w:t>
       </w:r>
+      <w:proofErr w:type="spellEnd"/>
       <w:r>
         <w:rPr>
           <w:rFonts w:ascii="Bahnschrift" w:hAnsi="Bahnschrift"/>
@@ -3408,6 +3776,7 @@
         </w:rPr>
         <w:t xml:space="preserve"> тип </w:t>
       </w:r>
+      <w:proofErr w:type="spellStart"/>
       <w:r>
         <w:rPr>
           <w:rFonts w:ascii="Bahnschrift" w:hAnsi="Bahnschrift"/>
@@ -3417,13 +3786,32 @@
         </w:rPr>
         <w:t>vm</w:t>
       </w:r>
-      <w:r>
-        <w:rPr>
-          <w:rFonts w:ascii="Bahnschrift" w:hAnsi="Bahnschrift"/>
-          <w:sz w:val="28"/>
-          <w:szCs w:val="28"/>
-        </w:rPr>
-        <w:t>, смещение констант, смещение команд вм.</w:t>
+      <w:proofErr w:type="spellEnd"/>
+      <w:r>
+        <w:rPr>
+          <w:rFonts w:ascii="Bahnschrift" w:hAnsi="Bahnschrift"/>
+          <w:sz w:val="28"/>
+          <w:szCs w:val="28"/>
+        </w:rPr>
+        <w:t xml:space="preserve">, смещение констант, смещение команд </w:t>
+      </w:r>
+      <w:proofErr w:type="spellStart"/>
+      <w:r>
+        <w:rPr>
+          <w:rFonts w:ascii="Bahnschrift" w:hAnsi="Bahnschrift"/>
+          <w:sz w:val="28"/>
+          <w:szCs w:val="28"/>
+        </w:rPr>
+        <w:t>вм</w:t>
+      </w:r>
+      <w:proofErr w:type="spellEnd"/>
+      <w:r>
+        <w:rPr>
+          <w:rFonts w:ascii="Bahnschrift" w:hAnsi="Bahnschrift"/>
+          <w:sz w:val="28"/>
+          <w:szCs w:val="28"/>
+        </w:rPr>
+        <w:t>.</w:t>
       </w:r>
     </w:p>
     <w:p>
